--- a/docs/text_updates_alex_20260515/Landing Page.docx
+++ b/docs/text_updates_alex_20260515/Landing Page.docx
@@ -28,41 +28,94 @@
     </w:p>
     <w:p>
       <w:pPr>
+        <w:spacing w:after="0" w:line="240" w:lineRule="auto"/>
+        <w:rPr>
+          <w:rFonts w:ascii="Aptos" w:eastAsia="Times New Roman" w:hAnsi="Aptos" w:cs="Times New Roman"/>
+          <w:color w:val="212121"/>
+          <w:kern w:val="0"/>
+          <w:lang w:eastAsia="en-GB"/>
+          <w14:ligatures w14:val="none"/>
+        </w:rPr>
+      </w:pPr>
+      <w:r>
+        <w:rPr>
+          <w:rFonts w:ascii="Aptos" w:eastAsia="Times New Roman" w:hAnsi="Aptos" w:cs="Times New Roman"/>
+          <w:color w:val="212121"/>
+          <w:kern w:val="0"/>
+          <w:sz w:val="22"/>
+          <w:szCs w:val="22"/>
+          <w:lang w:eastAsia="en-GB"/>
+          <w14:ligatures w14:val="none"/>
+        </w:rPr>
+        <w:t> </w:t>
+      </w:r>
+    </w:p>
+    <w:p>
+      <w:pPr>
         <w:spacing w:before="100" w:beforeAutospacing="1" w:after="242" w:line="240" w:lineRule="auto"/>
-        <w:jc w:val="center"/>
-        <w:rPr>
-          <w:rFonts w:eastAsia="Times New Roman" w:cs="Times New Roman"/>
+        <w:rPr>
+          <w:rFonts w:ascii="Aptos" w:eastAsia="Times New Roman" w:hAnsi="Aptos" w:cs="Times New Roman"/>
+          <w:color w:val="212121"/>
+          <w:kern w:val="0"/>
+          <w:lang w:eastAsia="en-GB"/>
+          <w14:ligatures w14:val="none"/>
+        </w:rPr>
+      </w:pPr>
+      <w:r>
+        <w:rPr>
+          <w:rFonts w:ascii="Times New Roman" w:eastAsia="Times New Roman" w:hAnsi="Times New Roman" w:cs="Times New Roman"/>
           <w:b/>
           <w:bCs/>
           <w:color w:val="212121"/>
           <w:kern w:val="0"/>
-          <w:sz w:val="48"/>
-          <w:szCs w:val="48"/>
-          <w:lang w:eastAsia="en-GB"/>
-          <w14:ligatures w14:val="none"/>
-        </w:rPr>
-      </w:pPr>
-      <w:r>
-        <w:rPr>
-          <w:rFonts w:eastAsia="Times New Roman" w:cs="Times New Roman"/>
+          <w:sz w:val="36"/>
+          <w:szCs w:val="36"/>
+          <w:lang w:eastAsia="en-GB"/>
+          <w14:ligatures w14:val="none"/>
+        </w:rPr>
+        <w:t>Logo Name Titel</w:t>
+      </w:r>
+    </w:p>
+    <w:p>
+      <w:pPr>
+        <w:spacing w:before="100" w:beforeAutospacing="1" w:after="242" w:line="240" w:lineRule="auto"/>
+        <w:rPr>
+          <w:rFonts w:ascii="Aptos" w:eastAsia="Times New Roman" w:hAnsi="Aptos" w:cs="Times New Roman"/>
+          <w:color w:val="212121"/>
+          <w:kern w:val="0"/>
+          <w:lang w:eastAsia="en-GB"/>
+          <w14:ligatures w14:val="none"/>
+        </w:rPr>
+      </w:pPr>
+      <w:r>
+        <w:rPr>
+          <w:rFonts w:ascii="Times New Roman" w:eastAsia="Times New Roman" w:hAnsi="Times New Roman" w:cs="Times New Roman"/>
           <w:b/>
           <w:bCs/>
           <w:color w:val="212121"/>
           <w:kern w:val="0"/>
-          <w:sz w:val="48"/>
-          <w:szCs w:val="48"/>
-          <w:lang w:eastAsia="en-GB"/>
-          <w14:ligatures w14:val="none"/>
-        </w:rPr>
-        <w:t>Psychotherapeutische Praxis</w:t>
+          <w:sz w:val="36"/>
+          <w:szCs w:val="36"/>
+          <w:lang w:eastAsia="en-GB"/>
+          <w14:ligatures w14:val="none"/>
+        </w:rPr>
+        <w:t> </w:t>
       </w:r>
     </w:p>
     <w:p>
       <w:pPr>
         <w:spacing w:before="100" w:beforeAutospacing="1" w:after="242" w:line="240" w:lineRule="auto"/>
-        <w:jc w:val="center"/>
-        <w:rPr>
-          <w:rFonts w:eastAsia="Times New Roman" w:cs="Times New Roman"/>
+        <w:rPr>
+          <w:rFonts w:ascii="Aptos" w:eastAsia="Times New Roman" w:hAnsi="Aptos" w:cs="Times New Roman"/>
+          <w:color w:val="212121"/>
+          <w:kern w:val="0"/>
+          <w:lang w:eastAsia="en-GB"/>
+          <w14:ligatures w14:val="none"/>
+        </w:rPr>
+      </w:pPr>
+      <w:r>
+        <w:rPr>
+          <w:rFonts w:ascii="Times New Roman" w:eastAsia="Times New Roman" w:hAnsi="Times New Roman" w:cs="Times New Roman"/>
           <w:b/>
           <w:bCs/>
           <w:color w:val="212121"/>
@@ -72,10 +125,163 @@
           <w:lang w:eastAsia="en-GB"/>
           <w14:ligatures w14:val="none"/>
         </w:rPr>
-      </w:pPr>
-      <w:r>
-        <w:rPr>
-          <w:rFonts w:eastAsia="Times New Roman" w:cs="Times New Roman"/>
+        <w:t>Herzlich willkommen in meiner psychotherapeutischen Praxis</w:t>
+      </w:r>
+    </w:p>
+    <w:p>
+      <w:pPr>
+        <w:spacing w:before="100" w:beforeAutospacing="1" w:after="180" w:line="240" w:lineRule="auto"/>
+        <w:rPr>
+          <w:rFonts w:ascii="Aptos" w:eastAsia="Times New Roman" w:hAnsi="Aptos" w:cs="Times New Roman"/>
+          <w:color w:val="212121"/>
+          <w:kern w:val="0"/>
+          <w:lang w:eastAsia="en-GB"/>
+          <w14:ligatures w14:val="none"/>
+        </w:rPr>
+      </w:pPr>
+      <w:r>
+        <w:rPr>
+          <w:rFonts w:ascii="Times New Roman" w:eastAsia="Times New Roman" w:hAnsi="Times New Roman" w:cs="Times New Roman"/>
+          <w:color w:val="212121"/>
+          <w:kern w:val="0"/>
+          <w:sz w:val="30"/>
+          <w:szCs w:val="30"/>
+          <w:lang w:eastAsia="en-GB"/>
+          <w14:ligatures w14:val="none"/>
+        </w:rPr>
+        <w:t>Es gibt Zeiten im Leben, in denen Belastungen, innere Konflikte oder schwierige Erfahrungen das seelische Gleichgewicht beeinträchtigen können.</w:t>
+      </w:r>
+      <w:r>
+        <w:rPr>
+          <w:rFonts w:ascii="Times New Roman" w:eastAsia="Times New Roman" w:hAnsi="Times New Roman" w:cs="Times New Roman"/>
+          <w:color w:val="212121"/>
+          <w:kern w:val="0"/>
+          <w:sz w:val="18"/>
+          <w:szCs w:val="18"/>
+          <w:lang w:eastAsia="en-GB"/>
+          <w14:ligatures w14:val="none"/>
+        </w:rPr>
+        <w:br/>
+      </w:r>
+      <w:r>
+        <w:rPr>
+          <w:rFonts w:ascii="Aptos" w:eastAsia="Times New Roman" w:hAnsi="Aptos" w:cs="Times New Roman"/>
+          <w:color w:val="212121"/>
+          <w:kern w:val="0"/>
+          <w:lang w:eastAsia="en-GB"/>
+          <w14:ligatures w14:val="none"/>
+        </w:rPr>
+        <w:t>Psychotherapie kann in solchen Phasen helfen, neue Perspektiven zu entwickeln, Zusammenhänge besser zu verstehen und wieder mehr innere Stabilität und Lebensqualität zu gewinnen.</w:t>
+      </w:r>
+    </w:p>
+    <w:p>
+      <w:pPr>
+        <w:spacing w:before="100" w:beforeAutospacing="1" w:after="180" w:line="240" w:lineRule="auto"/>
+        <w:rPr>
+          <w:rFonts w:ascii="Aptos" w:eastAsia="Times New Roman" w:hAnsi="Aptos" w:cs="Times New Roman"/>
+          <w:color w:val="212121"/>
+          <w:kern w:val="0"/>
+          <w:lang w:eastAsia="en-GB"/>
+          <w14:ligatures w14:val="none"/>
+        </w:rPr>
+      </w:pPr>
+      <w:r>
+        <w:rPr>
+          <w:rFonts w:ascii="Times New Roman" w:eastAsia="Times New Roman" w:hAnsi="Times New Roman" w:cs="Times New Roman"/>
+          <w:color w:val="212121"/>
+          <w:kern w:val="0"/>
+          <w:sz w:val="30"/>
+          <w:szCs w:val="30"/>
+          <w:lang w:eastAsia="en-GB"/>
+          <w14:ligatures w14:val="none"/>
+        </w:rPr>
+        <w:t>Mit meiner therapeutischen Arbeit möchte ich Menschen in herausfordernden Lebenssituationen achtsam, wertschätzend und professionell begleiten.</w:t>
+      </w:r>
+      <w:r>
+        <w:rPr>
+          <w:rFonts w:ascii="Times New Roman" w:eastAsia="Times New Roman" w:hAnsi="Times New Roman" w:cs="Times New Roman"/>
+          <w:color w:val="212121"/>
+          <w:kern w:val="0"/>
+          <w:sz w:val="18"/>
+          <w:szCs w:val="18"/>
+          <w:lang w:eastAsia="en-GB"/>
+          <w14:ligatures w14:val="none"/>
+        </w:rPr>
+        <w:br/>
+      </w:r>
+      <w:r>
+        <w:rPr>
+          <w:rFonts w:ascii="Aptos" w:eastAsia="Times New Roman" w:hAnsi="Aptos" w:cs="Times New Roman"/>
+          <w:color w:val="212121"/>
+          <w:kern w:val="0"/>
+          <w:lang w:eastAsia="en-GB"/>
+          <w14:ligatures w14:val="none"/>
+        </w:rPr>
+        <w:t>Dabei ist mir besonders wichtig, einen geschützten Raum zu schaffen, in dem Vertrauen, Offenheit und persönliche Entwicklung möglich werden.</w:t>
+      </w:r>
+    </w:p>
+    <w:p>
+      <w:pPr>
+        <w:spacing w:before="100" w:beforeAutospacing="1" w:after="180" w:line="240" w:lineRule="auto"/>
+        <w:rPr>
+          <w:rFonts w:ascii="Aptos" w:eastAsia="Times New Roman" w:hAnsi="Aptos" w:cs="Times New Roman"/>
+          <w:color w:val="212121"/>
+          <w:kern w:val="0"/>
+          <w:lang w:eastAsia="en-GB"/>
+          <w14:ligatures w14:val="none"/>
+        </w:rPr>
+      </w:pPr>
+      <w:r>
+        <w:rPr>
+          <w:rFonts w:ascii="Times New Roman" w:eastAsia="Times New Roman" w:hAnsi="Times New Roman" w:cs="Times New Roman"/>
+          <w:color w:val="212121"/>
+          <w:kern w:val="0"/>
+          <w:sz w:val="30"/>
+          <w:szCs w:val="30"/>
+          <w:lang w:eastAsia="en-GB"/>
+          <w14:ligatures w14:val="none"/>
+        </w:rPr>
+        <w:t>Auf dieser Website erhalten Sie einen Einblick in meine Arbeitsweise, meine therapeutischen Schwerpunkte sowie in den Ablauf einer psychotherapeutischen Behandlung.</w:t>
+      </w:r>
+    </w:p>
+    <w:p>
+      <w:pPr>
+        <w:spacing w:after="0" w:line="240" w:lineRule="auto"/>
+        <w:rPr>
+          <w:rFonts w:ascii="Aptos" w:eastAsia="Times New Roman" w:hAnsi="Aptos" w:cs="Times New Roman"/>
+          <w:color w:val="212121"/>
+          <w:kern w:val="0"/>
+          <w:lang w:eastAsia="en-GB"/>
+          <w14:ligatures w14:val="none"/>
+        </w:rPr>
+      </w:pPr>
+      <w:r>
+        <w:rPr>
+          <w:rFonts w:ascii="Times New Roman" w:eastAsia="Times New Roman" w:hAnsi="Times New Roman" w:cs="Times New Roman"/>
+          <w:color w:val="808080"/>
+          <w:kern w:val="0"/>
+          <w:sz w:val="18"/>
+          <w:szCs w:val="18"/>
+          <w:lang w:eastAsia="en-GB"/>
+          <w14:ligatures w14:val="none"/>
+        </w:rPr>
+        <w:t> </w:t>
+      </w:r>
+    </w:p>
+    <w:p>
+      <w:pPr>
+        <w:spacing w:before="100" w:beforeAutospacing="1" w:after="224" w:line="240" w:lineRule="auto"/>
+        <w:rPr>
+          <w:rFonts w:ascii="Aptos" w:eastAsia="Times New Roman" w:hAnsi="Aptos" w:cs="Times New Roman"/>
+          <w:color w:val="212121"/>
+          <w:kern w:val="0"/>
+          <w:lang w:eastAsia="en-GB"/>
+          <w14:ligatures w14:val="none"/>
+        </w:rPr>
+      </w:pPr>
+      <w:r>
+        <w:rPr>
+          <w:rFonts w:ascii="Times New Roman" w:eastAsia="Times New Roman" w:hAnsi="Times New Roman" w:cs="Times New Roman"/>
           <w:b/>
           <w:bCs/>
           <w:color w:val="212121"/>
@@ -85,15 +291,212 @@
           <w:lang w:eastAsia="en-GB"/>
           <w14:ligatures w14:val="none"/>
         </w:rPr>
-        <w:t>Dr. rer. Physiol. Dipl.-Psych. Alexander Kretschmar</w:t>
-      </w:r>
-    </w:p>
-    <w:p>
-      <w:pPr>
-        <w:spacing w:before="100" w:beforeAutospacing="1" w:after="242" w:line="240" w:lineRule="auto"/>
-        <w:jc w:val="center"/>
-        <w:rPr>
-          <w:rFonts w:eastAsia="Times New Roman" w:cs="Times New Roman"/>
+        <w:t>Über mich</w:t>
+      </w:r>
+    </w:p>
+    <w:p>
+      <w:pPr>
+        <w:spacing w:before="100" w:beforeAutospacing="1" w:after="180" w:line="240" w:lineRule="auto"/>
+        <w:rPr>
+          <w:rFonts w:ascii="Aptos" w:eastAsia="Times New Roman" w:hAnsi="Aptos" w:cs="Times New Roman"/>
+          <w:color w:val="212121"/>
+          <w:kern w:val="0"/>
+          <w:lang w:eastAsia="en-GB"/>
+          <w14:ligatures w14:val="none"/>
+        </w:rPr>
+      </w:pPr>
+      <w:r>
+        <w:rPr>
+          <w:rFonts w:ascii="Times New Roman" w:eastAsia="Times New Roman" w:hAnsi="Times New Roman" w:cs="Times New Roman"/>
+          <w:color w:val="212121"/>
+          <w:kern w:val="0"/>
+          <w:sz w:val="30"/>
+          <w:szCs w:val="30"/>
+          <w:lang w:eastAsia="en-GB"/>
+          <w14:ligatures w14:val="none"/>
+        </w:rPr>
+        <w:t>Seit dem Jahr 2000 bin ich in eigener psychotherapeutischer Praxis tätig.</w:t>
+      </w:r>
+      <w:r>
+        <w:rPr>
+          <w:rFonts w:ascii="Times New Roman" w:eastAsia="Times New Roman" w:hAnsi="Times New Roman" w:cs="Times New Roman"/>
+          <w:color w:val="212121"/>
+          <w:kern w:val="0"/>
+          <w:sz w:val="18"/>
+          <w:szCs w:val="18"/>
+          <w:lang w:eastAsia="en-GB"/>
+          <w14:ligatures w14:val="none"/>
+        </w:rPr>
+        <w:br/>
+      </w:r>
+      <w:r>
+        <w:rPr>
+          <w:rFonts w:ascii="Aptos" w:eastAsia="Times New Roman" w:hAnsi="Aptos" w:cs="Times New Roman"/>
+          <w:color w:val="212121"/>
+          <w:kern w:val="0"/>
+          <w:lang w:eastAsia="en-GB"/>
+          <w14:ligatures w14:val="none"/>
+        </w:rPr>
+        <w:t>Ich behandle gesetzlich und privat Versicherte.</w:t>
+      </w:r>
+    </w:p>
+    <w:p>
+      <w:pPr>
+        <w:spacing w:before="100" w:beforeAutospacing="1" w:after="180" w:line="240" w:lineRule="auto"/>
+        <w:rPr>
+          <w:rFonts w:ascii="Aptos" w:eastAsia="Times New Roman" w:hAnsi="Aptos" w:cs="Times New Roman"/>
+          <w:color w:val="212121"/>
+          <w:kern w:val="0"/>
+          <w:lang w:eastAsia="en-GB"/>
+          <w14:ligatures w14:val="none"/>
+        </w:rPr>
+      </w:pPr>
+      <w:r>
+        <w:rPr>
+          <w:rFonts w:ascii="Times New Roman" w:eastAsia="Times New Roman" w:hAnsi="Times New Roman" w:cs="Times New Roman"/>
+          <w:color w:val="212121"/>
+          <w:kern w:val="0"/>
+          <w:sz w:val="30"/>
+          <w:szCs w:val="30"/>
+          <w:lang w:eastAsia="en-GB"/>
+          <w14:ligatures w14:val="none"/>
+        </w:rPr>
+        <w:t>Der Schwerpunkt meiner Arbeit liegt in der tiefenpsychologisch fundierten Psychotherapie.</w:t>
+      </w:r>
+      <w:r>
+        <w:rPr>
+          <w:rFonts w:ascii="Times New Roman" w:eastAsia="Times New Roman" w:hAnsi="Times New Roman" w:cs="Times New Roman"/>
+          <w:color w:val="212121"/>
+          <w:kern w:val="0"/>
+          <w:sz w:val="18"/>
+          <w:szCs w:val="18"/>
+          <w:lang w:eastAsia="en-GB"/>
+          <w14:ligatures w14:val="none"/>
+        </w:rPr>
+        <w:br/>
+      </w:r>
+      <w:r>
+        <w:rPr>
+          <w:rFonts w:ascii="Aptos" w:eastAsia="Times New Roman" w:hAnsi="Aptos" w:cs="Times New Roman"/>
+          <w:color w:val="212121"/>
+          <w:kern w:val="0"/>
+          <w:lang w:eastAsia="en-GB"/>
+          <w14:ligatures w14:val="none"/>
+        </w:rPr>
+        <w:t>Diese Form der Therapie hilft dabei, unbewusste Zusammenhänge, wiederkehrende Beziehungsmuster und innere Konflikte besser zu verstehen und neue Wege im Umgang mit belastenden Erfahrungen zu entwickeln.</w:t>
+      </w:r>
+    </w:p>
+    <w:p>
+      <w:pPr>
+        <w:spacing w:before="100" w:beforeAutospacing="1" w:after="180" w:line="240" w:lineRule="auto"/>
+        <w:rPr>
+          <w:rFonts w:ascii="Aptos" w:eastAsia="Times New Roman" w:hAnsi="Aptos" w:cs="Times New Roman"/>
+          <w:color w:val="212121"/>
+          <w:kern w:val="0"/>
+          <w:lang w:eastAsia="en-GB"/>
+          <w14:ligatures w14:val="none"/>
+        </w:rPr>
+      </w:pPr>
+      <w:r>
+        <w:rPr>
+          <w:rFonts w:ascii="Times New Roman" w:eastAsia="Times New Roman" w:hAnsi="Times New Roman" w:cs="Times New Roman"/>
+          <w:color w:val="212121"/>
+          <w:kern w:val="0"/>
+          <w:sz w:val="30"/>
+          <w:szCs w:val="30"/>
+          <w:lang w:eastAsia="en-GB"/>
+          <w14:ligatures w14:val="none"/>
+        </w:rPr>
+        <w:t>Jeder Mensch bringt seine eigene Geschichte, seine persönlichen Erfahrungen und individuellen Bedürfnisse mit. Deshalb verstehe ich Psychotherapie als einen gemeinsamen Prozess, der sich an Ihrer persönlichen Situation orientiert.</w:t>
+      </w:r>
+    </w:p>
+    <w:p>
+      <w:pPr>
+        <w:spacing w:after="0" w:line="240" w:lineRule="auto"/>
+        <w:rPr>
+          <w:rFonts w:ascii="Aptos" w:eastAsia="Times New Roman" w:hAnsi="Aptos" w:cs="Times New Roman"/>
+          <w:color w:val="212121"/>
+          <w:kern w:val="0"/>
+          <w:lang w:eastAsia="en-GB"/>
+          <w14:ligatures w14:val="none"/>
+        </w:rPr>
+      </w:pPr>
+      <w:r>
+        <w:rPr>
+          <w:rFonts w:ascii="Times New Roman" w:eastAsia="Times New Roman" w:hAnsi="Times New Roman" w:cs="Times New Roman"/>
+          <w:color w:val="808080"/>
+          <w:kern w:val="0"/>
+          <w:sz w:val="18"/>
+          <w:szCs w:val="18"/>
+          <w:lang w:eastAsia="en-GB"/>
+          <w14:ligatures w14:val="none"/>
+        </w:rPr>
+        <w:lastRenderedPageBreak/>
+        <w:t> </w:t>
+      </w:r>
+    </w:p>
+    <w:p>
+      <w:pPr>
+        <w:spacing w:after="0" w:line="240" w:lineRule="auto"/>
+        <w:rPr>
+          <w:rFonts w:ascii="Aptos" w:eastAsia="Times New Roman" w:hAnsi="Aptos" w:cs="Times New Roman"/>
+          <w:color w:val="212121"/>
+          <w:kern w:val="0"/>
+          <w:lang w:eastAsia="en-GB"/>
+          <w14:ligatures w14:val="none"/>
+        </w:rPr>
+      </w:pPr>
+      <w:r>
+        <w:rPr>
+          <w:rFonts w:ascii="Times New Roman" w:eastAsia="Times New Roman" w:hAnsi="Times New Roman" w:cs="Times New Roman"/>
+          <w:color w:val="808080"/>
+          <w:kern w:val="0"/>
+          <w:sz w:val="36"/>
+          <w:szCs w:val="36"/>
+          <w:lang w:eastAsia="en-GB"/>
+          <w14:ligatures w14:val="none"/>
+        </w:rPr>
+        <w:t>Bild</w:t>
+      </w:r>
+    </w:p>
+    <w:p>
+      <w:pPr>
+        <w:spacing w:after="0" w:line="240" w:lineRule="auto"/>
+        <w:rPr>
+          <w:rFonts w:ascii="Aptos" w:eastAsia="Times New Roman" w:hAnsi="Aptos" w:cs="Times New Roman"/>
+          <w:color w:val="212121"/>
+          <w:kern w:val="0"/>
+          <w:lang w:eastAsia="en-GB"/>
+          <w14:ligatures w14:val="none"/>
+        </w:rPr>
+      </w:pPr>
+      <w:r>
+        <w:rPr>
+          <w:rFonts w:ascii="Times New Roman" w:eastAsia="Times New Roman" w:hAnsi="Times New Roman" w:cs="Times New Roman"/>
+          <w:color w:val="808080"/>
+          <w:kern w:val="0"/>
+          <w:sz w:val="18"/>
+          <w:szCs w:val="18"/>
+          <w:lang w:eastAsia="en-GB"/>
+          <w14:ligatures w14:val="none"/>
+        </w:rPr>
+        <w:t> </w:t>
+      </w:r>
+    </w:p>
+    <w:p>
+      <w:pPr>
+        <w:spacing w:before="100" w:beforeAutospacing="1" w:after="224" w:line="240" w:lineRule="auto"/>
+        <w:rPr>
+          <w:rFonts w:ascii="Aptos" w:eastAsia="Times New Roman" w:hAnsi="Aptos" w:cs="Times New Roman"/>
+          <w:color w:val="212121"/>
+          <w:kern w:val="0"/>
+          <w:lang w:eastAsia="en-GB"/>
+          <w14:ligatures w14:val="none"/>
+        </w:rPr>
+      </w:pPr>
+      <w:r>
+        <w:rPr>
+          <w:rFonts w:ascii="Times New Roman" w:eastAsia="Times New Roman" w:hAnsi="Times New Roman" w:cs="Times New Roman"/>
           <w:b/>
           <w:bCs/>
           <w:color w:val="212121"/>
@@ -103,10 +506,311 @@
           <w:lang w:eastAsia="en-GB"/>
           <w14:ligatures w14:val="none"/>
         </w:rPr>
-      </w:pPr>
-      <w:r>
-        <w:rPr>
-          <w:rFonts w:eastAsia="Times New Roman" w:cs="Times New Roman"/>
+        <w:t>Qualifikationen &amp; Schwerpunkte</w:t>
+      </w:r>
+    </w:p>
+    <w:p>
+      <w:pPr>
+        <w:numPr>
+          <w:ilvl w:val="0"/>
+          <w:numId w:val="2"/>
+        </w:numPr>
+        <w:spacing w:after="0" w:line="240" w:lineRule="auto"/>
+        <w:rPr>
+          <w:rFonts w:ascii="Aptos" w:eastAsia="Times New Roman" w:hAnsi="Aptos" w:cs="Times New Roman"/>
+          <w:color w:val="212121"/>
+          <w:kern w:val="0"/>
+          <w:lang w:eastAsia="en-GB"/>
+          <w14:ligatures w14:val="none"/>
+        </w:rPr>
+      </w:pPr>
+      <w:r>
+        <w:rPr>
+          <w:rFonts w:ascii="Times New Roman" w:eastAsia="Times New Roman" w:hAnsi="Times New Roman" w:cs="Times New Roman"/>
+          <w:color w:val="212121"/>
+          <w:kern w:val="0"/>
+          <w:sz w:val="30"/>
+          <w:szCs w:val="30"/>
+          <w:lang w:eastAsia="en-GB"/>
+          <w14:ligatures w14:val="none"/>
+        </w:rPr>
+        <w:t>Tiefenpsychologisch fundierte Psychotherapie</w:t>
+      </w:r>
+    </w:p>
+    <w:p>
+      <w:pPr>
+        <w:numPr>
+          <w:ilvl w:val="0"/>
+          <w:numId w:val="2"/>
+        </w:numPr>
+        <w:spacing w:after="0" w:line="240" w:lineRule="auto"/>
+        <w:rPr>
+          <w:rFonts w:ascii="Aptos" w:eastAsia="Times New Roman" w:hAnsi="Aptos" w:cs="Times New Roman"/>
+          <w:color w:val="212121"/>
+          <w:kern w:val="0"/>
+          <w:lang w:eastAsia="en-GB"/>
+          <w14:ligatures w14:val="none"/>
+        </w:rPr>
+      </w:pPr>
+      <w:r>
+        <w:rPr>
+          <w:rFonts w:ascii="Times New Roman" w:eastAsia="Times New Roman" w:hAnsi="Times New Roman" w:cs="Times New Roman"/>
+          <w:color w:val="212121"/>
+          <w:kern w:val="0"/>
+          <w:sz w:val="30"/>
+          <w:szCs w:val="30"/>
+          <w:lang w:eastAsia="en-GB"/>
+          <w14:ligatures w14:val="none"/>
+        </w:rPr>
+        <w:t>Integrative Gestalttherapie (FPI) </w:t>
+      </w:r>
+    </w:p>
+    <w:p>
+      <w:pPr>
+        <w:numPr>
+          <w:ilvl w:val="0"/>
+          <w:numId w:val="2"/>
+        </w:numPr>
+        <w:spacing w:after="0" w:line="240" w:lineRule="auto"/>
+        <w:rPr>
+          <w:rFonts w:ascii="Aptos" w:eastAsia="Times New Roman" w:hAnsi="Aptos" w:cs="Times New Roman"/>
+          <w:color w:val="212121"/>
+          <w:kern w:val="0"/>
+          <w:lang w:eastAsia="en-GB"/>
+          <w14:ligatures w14:val="none"/>
+        </w:rPr>
+      </w:pPr>
+      <w:r>
+        <w:rPr>
+          <w:rFonts w:ascii="Times New Roman" w:eastAsia="Times New Roman" w:hAnsi="Times New Roman" w:cs="Times New Roman"/>
+          <w:color w:val="212121"/>
+          <w:kern w:val="0"/>
+          <w:sz w:val="30"/>
+          <w:szCs w:val="30"/>
+          <w:lang w:eastAsia="en-GB"/>
+          <w14:ligatures w14:val="none"/>
+        </w:rPr>
+        <w:t>Psychoonkologische Tätigkeit in Theorie und Praxis</w:t>
+      </w:r>
+    </w:p>
+    <w:p>
+      <w:pPr>
+        <w:numPr>
+          <w:ilvl w:val="0"/>
+          <w:numId w:val="2"/>
+        </w:numPr>
+        <w:spacing w:after="0" w:line="240" w:lineRule="auto"/>
+        <w:rPr>
+          <w:rFonts w:ascii="Aptos" w:eastAsia="Times New Roman" w:hAnsi="Aptos" w:cs="Times New Roman"/>
+          <w:color w:val="212121"/>
+          <w:kern w:val="0"/>
+          <w:lang w:eastAsia="en-GB"/>
+          <w14:ligatures w14:val="none"/>
+        </w:rPr>
+      </w:pPr>
+      <w:r>
+        <w:rPr>
+          <w:rFonts w:ascii="Times New Roman" w:eastAsia="Times New Roman" w:hAnsi="Times New Roman" w:cs="Times New Roman"/>
+          <w:color w:val="212121"/>
+          <w:kern w:val="0"/>
+          <w:sz w:val="30"/>
+          <w:szCs w:val="30"/>
+          <w:lang w:eastAsia="en-GB"/>
+          <w14:ligatures w14:val="none"/>
+        </w:rPr>
+        <w:t>Promotion zum Dr. rer. physiol. an der Universitätsmedizin Mainz</w:t>
+      </w:r>
+    </w:p>
+    <w:p>
+      <w:pPr>
+        <w:numPr>
+          <w:ilvl w:val="0"/>
+          <w:numId w:val="2"/>
+        </w:numPr>
+        <w:spacing w:after="0" w:line="240" w:lineRule="auto"/>
+        <w:rPr>
+          <w:rFonts w:ascii="Aptos" w:eastAsia="Times New Roman" w:hAnsi="Aptos" w:cs="Times New Roman"/>
+          <w:color w:val="212121"/>
+          <w:kern w:val="0"/>
+          <w:lang w:eastAsia="en-GB"/>
+          <w14:ligatures w14:val="none"/>
+        </w:rPr>
+      </w:pPr>
+      <w:r>
+        <w:rPr>
+          <w:rFonts w:ascii="Times New Roman" w:eastAsia="Times New Roman" w:hAnsi="Times New Roman" w:cs="Times New Roman"/>
+          <w:color w:val="212121"/>
+          <w:kern w:val="0"/>
+          <w:sz w:val="30"/>
+          <w:szCs w:val="30"/>
+          <w:lang w:eastAsia="en-GB"/>
+          <w14:ligatures w14:val="none"/>
+        </w:rPr>
+        <w:t>Mitglied der Deutschen Krebsgesellschaft</w:t>
+      </w:r>
+    </w:p>
+    <w:p>
+      <w:pPr>
+        <w:numPr>
+          <w:ilvl w:val="0"/>
+          <w:numId w:val="2"/>
+        </w:numPr>
+        <w:spacing w:after="0" w:line="240" w:lineRule="auto"/>
+        <w:rPr>
+          <w:rFonts w:ascii="Aptos" w:eastAsia="Times New Roman" w:hAnsi="Aptos" w:cs="Times New Roman"/>
+          <w:color w:val="212121"/>
+          <w:kern w:val="0"/>
+          <w:lang w:eastAsia="en-GB"/>
+          <w14:ligatures w14:val="none"/>
+        </w:rPr>
+      </w:pPr>
+      <w:r>
+        <w:rPr>
+          <w:rFonts w:ascii="Times New Roman" w:eastAsia="Times New Roman" w:hAnsi="Times New Roman" w:cs="Times New Roman"/>
+          <w:color w:val="212121"/>
+          <w:kern w:val="0"/>
+          <w:sz w:val="30"/>
+          <w:szCs w:val="30"/>
+          <w:lang w:eastAsia="en-GB"/>
+          <w14:ligatures w14:val="none"/>
+        </w:rPr>
+        <w:t>Hypnotherapeutische Ausbildung am Milton Erickson Institut Frankfurt </w:t>
+      </w:r>
+    </w:p>
+    <w:p>
+      <w:pPr>
+        <w:numPr>
+          <w:ilvl w:val="0"/>
+          <w:numId w:val="2"/>
+        </w:numPr>
+        <w:spacing w:after="0" w:line="240" w:lineRule="auto"/>
+        <w:rPr>
+          <w:rFonts w:ascii="Aptos" w:eastAsia="Times New Roman" w:hAnsi="Aptos" w:cs="Times New Roman"/>
+          <w:color w:val="212121"/>
+          <w:kern w:val="0"/>
+          <w:lang w:eastAsia="en-GB"/>
+          <w14:ligatures w14:val="none"/>
+        </w:rPr>
+      </w:pPr>
+      <w:r>
+        <w:rPr>
+          <w:rFonts w:ascii="Times New Roman" w:eastAsia="Times New Roman" w:hAnsi="Times New Roman" w:cs="Times New Roman"/>
+          <w:color w:val="212121"/>
+          <w:kern w:val="0"/>
+          <w:sz w:val="30"/>
+          <w:szCs w:val="30"/>
+          <w:lang w:eastAsia="en-GB"/>
+          <w14:ligatures w14:val="none"/>
+        </w:rPr>
+        <w:t>EMDR-Zertifizierung I &amp; II bei Dr. Christine Rost, Frankfurt/Main </w:t>
+      </w:r>
+    </w:p>
+    <w:p>
+      <w:pPr>
+        <w:numPr>
+          <w:ilvl w:val="0"/>
+          <w:numId w:val="2"/>
+        </w:numPr>
+        <w:spacing w:after="0" w:line="240" w:lineRule="auto"/>
+        <w:rPr>
+          <w:rFonts w:ascii="Aptos" w:eastAsia="Times New Roman" w:hAnsi="Aptos" w:cs="Times New Roman"/>
+          <w:color w:val="212121"/>
+          <w:kern w:val="0"/>
+          <w:lang w:eastAsia="en-GB"/>
+          <w14:ligatures w14:val="none"/>
+        </w:rPr>
+      </w:pPr>
+      <w:r>
+        <w:rPr>
+          <w:rFonts w:ascii="Times New Roman" w:eastAsia="Times New Roman" w:hAnsi="Times New Roman" w:cs="Times New Roman"/>
+          <w:color w:val="212121"/>
+          <w:kern w:val="0"/>
+          <w:sz w:val="30"/>
+          <w:szCs w:val="30"/>
+          <w:lang w:eastAsia="en-GB"/>
+          <w14:ligatures w14:val="none"/>
+        </w:rPr>
+        <w:t>Coaching-Ausbildung bei Dr. Astrid Schreyögg, Berlin</w:t>
+      </w:r>
+    </w:p>
+    <w:p>
+      <w:pPr>
+        <w:numPr>
+          <w:ilvl w:val="0"/>
+          <w:numId w:val="2"/>
+        </w:numPr>
+        <w:spacing w:after="0" w:line="240" w:lineRule="auto"/>
+        <w:rPr>
+          <w:rFonts w:ascii="Aptos" w:eastAsia="Times New Roman" w:hAnsi="Aptos" w:cs="Times New Roman"/>
+          <w:color w:val="212121"/>
+          <w:kern w:val="0"/>
+          <w:lang w:eastAsia="en-GB"/>
+          <w14:ligatures w14:val="none"/>
+        </w:rPr>
+      </w:pPr>
+      <w:r>
+        <w:rPr>
+          <w:rFonts w:ascii="Times New Roman" w:eastAsia="Times New Roman" w:hAnsi="Times New Roman" w:cs="Times New Roman"/>
+          <w:color w:val="212121"/>
+          <w:kern w:val="0"/>
+          <w:sz w:val="30"/>
+          <w:szCs w:val="30"/>
+          <w:lang w:eastAsia="en-GB"/>
+          <w14:ligatures w14:val="none"/>
+        </w:rPr>
+        <w:t>Videosprechstunden möglich</w:t>
+      </w:r>
+    </w:p>
+    <w:p>
+      <w:pPr>
+        <w:spacing w:after="240" w:line="240" w:lineRule="auto"/>
+        <w:rPr>
+          <w:rFonts w:ascii="Aptos" w:eastAsia="Times New Roman" w:hAnsi="Aptos" w:cs="Times New Roman"/>
+          <w:color w:val="212121"/>
+          <w:kern w:val="0"/>
+          <w:lang w:eastAsia="en-GB"/>
+          <w14:ligatures w14:val="none"/>
+        </w:rPr>
+      </w:pPr>
+      <w:r>
+        <w:rPr>
+          <w:rFonts w:ascii="Times New Roman" w:eastAsia="Times New Roman" w:hAnsi="Times New Roman" w:cs="Times New Roman"/>
+          <w:color w:val="808080"/>
+          <w:kern w:val="0"/>
+          <w:sz w:val="18"/>
+          <w:szCs w:val="18"/>
+          <w:lang w:eastAsia="en-GB"/>
+          <w14:ligatures w14:val="none"/>
+        </w:rPr>
+        <w:br/>
+      </w:r>
+      <w:r>
+        <w:rPr>
+          <w:rFonts w:ascii="Times New Roman" w:eastAsia="Times New Roman" w:hAnsi="Times New Roman" w:cs="Times New Roman"/>
+          <w:color w:val="808080"/>
+          <w:kern w:val="0"/>
+          <w:sz w:val="18"/>
+          <w:szCs w:val="18"/>
+          <w:lang w:eastAsia="en-GB"/>
+          <w14:ligatures w14:val="none"/>
+        </w:rPr>
+        <w:br/>
+      </w:r>
+    </w:p>
+    <w:p>
+      <w:pPr>
+        <w:spacing w:before="100" w:beforeAutospacing="1" w:after="224" w:line="240" w:lineRule="auto"/>
+        <w:rPr>
+          <w:rFonts w:ascii="Aptos" w:eastAsia="Times New Roman" w:hAnsi="Aptos" w:cs="Times New Roman"/>
+          <w:color w:val="212121"/>
+          <w:kern w:val="0"/>
+          <w:lang w:eastAsia="en-GB"/>
+          <w14:ligatures w14:val="none"/>
+        </w:rPr>
+      </w:pPr>
+      <w:r>
+        <w:rPr>
+          <w:rFonts w:ascii="Times New Roman" w:eastAsia="Times New Roman" w:hAnsi="Times New Roman" w:cs="Times New Roman"/>
           <w:b/>
           <w:bCs/>
           <w:color w:val="212121"/>
@@ -116,72 +820,7 @@
           <w:lang w:eastAsia="en-GB"/>
           <w14:ligatures w14:val="none"/>
         </w:rPr>
-        <w:t>Psychologischer Psychotherapeut</w:t>
-      </w:r>
-    </w:p>
-    <w:p>
-      <w:pPr>
-        <w:spacing w:before="100" w:beforeAutospacing="1" w:after="242" w:line="240" w:lineRule="auto"/>
-        <w:jc w:val="center"/>
-        <w:rPr>
-          <w:rFonts w:ascii="Aptos" w:eastAsia="Times New Roman" w:hAnsi="Aptos" w:cs="Times New Roman"/>
-          <w:color w:val="212121"/>
-          <w:kern w:val="0"/>
-          <w:lang w:eastAsia="en-GB"/>
-          <w14:ligatures w14:val="none"/>
-        </w:rPr>
-      </w:pPr>
-      <w:r>
-        <w:rPr>
-          <w:rFonts w:ascii="Aptos" w:eastAsia="Times New Roman" w:hAnsi="Aptos" w:cs="Times New Roman"/>
-          <w:color w:val="212121"/>
-          <w:kern w:val="0"/>
-          <w:lang w:eastAsia="en-GB"/>
-          <w14:ligatures w14:val="none"/>
-        </w:rPr>
-        <w:t>Nußbaumstrasse 5 / 65187 / Wiesbaden / Tel. 0611/846840</w:t>
-      </w:r>
-    </w:p>
-    <w:p>
-      <w:pPr>
-        <w:spacing w:before="100" w:beforeAutospacing="1" w:after="242" w:line="240" w:lineRule="auto"/>
-        <w:rPr>
-          <w:rFonts w:ascii="Times New Roman" w:eastAsia="Times New Roman" w:hAnsi="Times New Roman" w:cs="Times New Roman"/>
-          <w:b/>
-          <w:bCs/>
-          <w:color w:val="212121"/>
-          <w:kern w:val="0"/>
-          <w:sz w:val="36"/>
-          <w:szCs w:val="36"/>
-          <w:lang w:eastAsia="en-GB"/>
-          <w14:ligatures w14:val="none"/>
-        </w:rPr>
-      </w:pPr>
-    </w:p>
-    <w:p>
-      <w:pPr>
-        <w:spacing w:before="100" w:beforeAutospacing="1" w:after="242" w:line="240" w:lineRule="auto"/>
-        <w:rPr>
-          <w:rFonts w:ascii="Aptos" w:eastAsia="Times New Roman" w:hAnsi="Aptos" w:cs="Times New Roman"/>
-          <w:color w:val="212121"/>
-          <w:kern w:val="0"/>
-          <w:lang w:eastAsia="en-GB"/>
-          <w14:ligatures w14:val="none"/>
-        </w:rPr>
-      </w:pPr>
-      <w:r>
-        <w:rPr>
-          <w:rFonts w:ascii="Times New Roman" w:eastAsia="Times New Roman" w:hAnsi="Times New Roman" w:cs="Times New Roman"/>
-          <w:b/>
-          <w:bCs/>
-          <w:color w:val="212121"/>
-          <w:kern w:val="0"/>
-          <w:sz w:val="36"/>
-          <w:szCs w:val="36"/>
-          <w:lang w:eastAsia="en-GB"/>
-          <w14:ligatures w14:val="none"/>
-        </w:rPr>
-        <w:t>Herzlich willkommen in meiner psychotherapeutischen Praxis</w:t>
+        <w:t>Mein therapeutisches Verständnis</w:t>
       </w:r>
     </w:p>
     <w:p>
@@ -205,7 +844,7 @@
           <w:lang w:eastAsia="en-GB"/>
           <w14:ligatures w14:val="none"/>
         </w:rPr>
-        <w:t>Es gibt Zeiten im Leben, in denen Belastungen, innere Konflikte oder schwierige Erfahrungen das seelische Gleichgewicht beeinträchtigen können.</w:t>
+        <w:t>Eine vertrauensvolle therapeutische Beziehung bildet die Grundlage jeder erfolgreichen Behandlung.</w:t>
       </w:r>
       <w:r>
         <w:rPr>
@@ -227,7 +866,7 @@
           <w:lang w:eastAsia="en-GB"/>
           <w14:ligatures w14:val="none"/>
         </w:rPr>
-        <w:t>Psychotherapie kann in solchen Phasen helfen, neue Perspektiven zu entwickeln, Zusammenhänge besser zu verstehen und wieder mehr innere Stabilität und Lebensqualität zu gewinnen.</w:t>
+        <w:t>In meiner Praxis begegne ich Menschen mit Offenheit, Respekt und Empathie — unabhängig davon, mit welchen Themen oder Belastungen sie Unterstützung suchen.</w:t>
       </w:r>
     </w:p>
     <w:p>
@@ -251,54 +890,20 @@
           <w:lang w:eastAsia="en-GB"/>
           <w14:ligatures w14:val="none"/>
         </w:rPr>
-        <w:t>Mit meiner therapeutischen Arbeit möchte ich Menschen in herausfordernden Lebenssituationen achtsam, wertschätzend und professionell begleiten.</w:t>
-      </w:r>
-      <w:r>
-        <w:rPr>
-          <w:rFonts w:ascii="Times New Roman" w:eastAsia="Times New Roman" w:hAnsi="Times New Roman" w:cs="Times New Roman"/>
-          <w:color w:val="212121"/>
-          <w:kern w:val="0"/>
-          <w:sz w:val="18"/>
-          <w:szCs w:val="18"/>
-          <w:lang w:eastAsia="en-GB"/>
-          <w14:ligatures w14:val="none"/>
-        </w:rPr>
-        <w:br/>
-      </w:r>
-      <w:r>
-        <w:rPr>
-          <w:rFonts w:ascii="Aptos" w:eastAsia="Times New Roman" w:hAnsi="Aptos" w:cs="Times New Roman"/>
-          <w:color w:val="212121"/>
-          <w:kern w:val="0"/>
-          <w:lang w:eastAsia="en-GB"/>
-          <w14:ligatures w14:val="none"/>
-        </w:rPr>
-        <w:t>Dabei ist mir besonders wichtig, einen geschützten Raum zu schaffen, in dem Vertrauen, Offenheit und persönliche Entwicklung möglich werden.</w:t>
-      </w:r>
-    </w:p>
-    <w:p>
-      <w:pPr>
-        <w:spacing w:before="100" w:beforeAutospacing="1" w:after="180" w:line="240" w:lineRule="auto"/>
-        <w:rPr>
-          <w:rFonts w:ascii="Aptos" w:eastAsia="Times New Roman" w:hAnsi="Aptos" w:cs="Times New Roman"/>
-          <w:color w:val="212121"/>
-          <w:kern w:val="0"/>
-          <w:lang w:eastAsia="en-GB"/>
-          <w14:ligatures w14:val="none"/>
-        </w:rPr>
-      </w:pPr>
-      <w:r>
-        <w:rPr>
-          <w:rFonts w:ascii="Times New Roman" w:eastAsia="Times New Roman" w:hAnsi="Times New Roman" w:cs="Times New Roman"/>
-          <w:color w:val="212121"/>
-          <w:kern w:val="0"/>
-          <w:sz w:val="30"/>
-          <w:szCs w:val="30"/>
-          <w:lang w:eastAsia="en-GB"/>
-          <w14:ligatures w14:val="none"/>
-        </w:rPr>
-        <w:t>Auf dieser Website erhalten Sie einen Einblick in meine Arbeitsweise, meine therapeutischen Schwerpunkte sowie in den Ablauf einer psychotherapeutischen Behandlung.</w:t>
-      </w:r>
+        <w:t>Therapie verstehe ich als Möglichkeit, sich selbst besser kennenzulernen, eigene Ressourcen wiederzuentdecken und neue Perspektiven für den persönlichen Lebensweg zu entwickeln.</w:t>
+      </w:r>
+    </w:p>
+    <w:p>
+      <w:pPr>
+        <w:spacing w:after="240" w:line="240" w:lineRule="auto"/>
+        <w:rPr>
+          <w:rFonts w:ascii="Aptos" w:eastAsia="Times New Roman" w:hAnsi="Aptos" w:cs="Times New Roman"/>
+          <w:color w:val="212121"/>
+          <w:kern w:val="0"/>
+          <w:lang w:eastAsia="en-GB"/>
+          <w14:ligatures w14:val="none"/>
+        </w:rPr>
+      </w:pPr>
     </w:p>
     <w:p>
       <w:pPr>
@@ -313,11 +918,9 @@
       </w:pPr>
       <w:r>
         <w:rPr>
-          <w:rFonts w:ascii="Times New Roman" w:eastAsia="Times New Roman" w:hAnsi="Times New Roman" w:cs="Times New Roman"/>
-          <w:color w:val="808080"/>
-          <w:kern w:val="0"/>
-          <w:sz w:val="18"/>
-          <w:szCs w:val="18"/>
+          <w:rFonts w:ascii="Aptos" w:eastAsia="Times New Roman" w:hAnsi="Aptos" w:cs="Times New Roman"/>
+          <w:color w:val="212121"/>
+          <w:kern w:val="0"/>
           <w:lang w:eastAsia="en-GB"/>
           <w14:ligatures w14:val="none"/>
         </w:rPr>
@@ -326,159 +929,6 @@
     </w:p>
     <w:p>
       <w:pPr>
-        <w:spacing w:before="100" w:beforeAutospacing="1" w:after="224" w:line="240" w:lineRule="auto"/>
-        <w:rPr>
-          <w:rFonts w:ascii="Aptos" w:eastAsia="Times New Roman" w:hAnsi="Aptos" w:cs="Times New Roman"/>
-          <w:color w:val="212121"/>
-          <w:kern w:val="0"/>
-          <w:lang w:eastAsia="en-GB"/>
-          <w14:ligatures w14:val="none"/>
-        </w:rPr>
-      </w:pPr>
-      <w:r>
-        <w:rPr>
-          <w:rFonts w:ascii="Times New Roman" w:eastAsia="Times New Roman" w:hAnsi="Times New Roman" w:cs="Times New Roman"/>
-          <w:b/>
-          <w:bCs/>
-          <w:color w:val="212121"/>
-          <w:kern w:val="0"/>
-          <w:sz w:val="36"/>
-          <w:szCs w:val="36"/>
-          <w:lang w:eastAsia="en-GB"/>
-          <w14:ligatures w14:val="none"/>
-        </w:rPr>
-        <w:t>Über mich</w:t>
-      </w:r>
-    </w:p>
-    <w:p>
-      <w:pPr>
-        <w:spacing w:before="100" w:beforeAutospacing="1" w:after="180" w:line="240" w:lineRule="auto"/>
-        <w:rPr>
-          <w:rFonts w:ascii="Aptos" w:eastAsia="Times New Roman" w:hAnsi="Aptos" w:cs="Times New Roman"/>
-          <w:color w:val="212121"/>
-          <w:kern w:val="0"/>
-          <w:lang w:eastAsia="en-GB"/>
-          <w14:ligatures w14:val="none"/>
-        </w:rPr>
-      </w:pPr>
-      <w:r>
-        <w:rPr>
-          <w:rFonts w:ascii="Times New Roman" w:eastAsia="Times New Roman" w:hAnsi="Times New Roman" w:cs="Times New Roman"/>
-          <w:color w:val="212121"/>
-          <w:kern w:val="0"/>
-          <w:sz w:val="30"/>
-          <w:szCs w:val="30"/>
-          <w:lang w:eastAsia="en-GB"/>
-          <w14:ligatures w14:val="none"/>
-        </w:rPr>
-        <w:t>Seit dem Jahr 2000 bin ich in eigener psychotherapeutischer Praxis tätig.</w:t>
-      </w:r>
-      <w:r>
-        <w:rPr>
-          <w:rFonts w:ascii="Times New Roman" w:eastAsia="Times New Roman" w:hAnsi="Times New Roman" w:cs="Times New Roman"/>
-          <w:color w:val="212121"/>
-          <w:kern w:val="0"/>
-          <w:sz w:val="18"/>
-          <w:szCs w:val="18"/>
-          <w:lang w:eastAsia="en-GB"/>
-          <w14:ligatures w14:val="none"/>
-        </w:rPr>
-        <w:br/>
-      </w:r>
-      <w:r>
-        <w:rPr>
-          <w:rFonts w:ascii="Aptos" w:eastAsia="Times New Roman" w:hAnsi="Aptos" w:cs="Times New Roman"/>
-          <w:color w:val="212121"/>
-          <w:kern w:val="0"/>
-          <w:lang w:eastAsia="en-GB"/>
-          <w14:ligatures w14:val="none"/>
-        </w:rPr>
-        <w:t>Ich behandle gesetzlich und privat Versicherte.</w:t>
-      </w:r>
-    </w:p>
-    <w:p>
-      <w:pPr>
-        <w:spacing w:before="100" w:beforeAutospacing="1" w:after="180" w:line="240" w:lineRule="auto"/>
-        <w:rPr>
-          <w:rFonts w:ascii="Aptos" w:eastAsia="Times New Roman" w:hAnsi="Aptos" w:cs="Times New Roman"/>
-          <w:color w:val="212121"/>
-          <w:kern w:val="0"/>
-          <w:lang w:eastAsia="en-GB"/>
-          <w14:ligatures w14:val="none"/>
-        </w:rPr>
-      </w:pPr>
-      <w:r>
-        <w:rPr>
-          <w:rFonts w:ascii="Times New Roman" w:eastAsia="Times New Roman" w:hAnsi="Times New Roman" w:cs="Times New Roman"/>
-          <w:color w:val="212121"/>
-          <w:kern w:val="0"/>
-          <w:sz w:val="30"/>
-          <w:szCs w:val="30"/>
-          <w:lang w:eastAsia="en-GB"/>
-          <w14:ligatures w14:val="none"/>
-        </w:rPr>
-        <w:t>Der Schwerpunkt meiner Arbeit liegt in der tiefenpsychologisch fundierten Psychotherapie.</w:t>
-      </w:r>
-      <w:r>
-        <w:rPr>
-          <w:rFonts w:ascii="Times New Roman" w:eastAsia="Times New Roman" w:hAnsi="Times New Roman" w:cs="Times New Roman"/>
-          <w:color w:val="212121"/>
-          <w:kern w:val="0"/>
-          <w:sz w:val="18"/>
-          <w:szCs w:val="18"/>
-          <w:lang w:eastAsia="en-GB"/>
-          <w14:ligatures w14:val="none"/>
-        </w:rPr>
-        <w:br/>
-      </w:r>
-      <w:r>
-        <w:rPr>
-          <w:rFonts w:ascii="Aptos" w:eastAsia="Times New Roman" w:hAnsi="Aptos" w:cs="Times New Roman"/>
-          <w:color w:val="212121"/>
-          <w:kern w:val="0"/>
-          <w:lang w:eastAsia="en-GB"/>
-          <w14:ligatures w14:val="none"/>
-        </w:rPr>
-        <w:t xml:space="preserve">Diese Form der Therapie hilft dabei, unbewusste Zusammenhänge, wiederkehrende </w:t>
-      </w:r>
-      <w:r>
-        <w:rPr>
-          <w:rFonts w:ascii="Aptos" w:eastAsia="Times New Roman" w:hAnsi="Aptos" w:cs="Times New Roman"/>
-          <w:color w:val="212121"/>
-          <w:kern w:val="0"/>
-          <w:lang w:eastAsia="en-GB"/>
-          <w14:ligatures w14:val="none"/>
-        </w:rPr>
-        <w:lastRenderedPageBreak/>
-        <w:t>Beziehungsmuster und innere Konflikte besser zu verstehen und neue Wege im Umgang mit belastenden Erfahrungen zu entwickeln.</w:t>
-      </w:r>
-    </w:p>
-    <w:p>
-      <w:pPr>
-        <w:spacing w:before="100" w:beforeAutospacing="1" w:after="180" w:line="240" w:lineRule="auto"/>
-        <w:rPr>
-          <w:rFonts w:ascii="Aptos" w:eastAsia="Times New Roman" w:hAnsi="Aptos" w:cs="Times New Roman"/>
-          <w:color w:val="212121"/>
-          <w:kern w:val="0"/>
-          <w:lang w:eastAsia="en-GB"/>
-          <w14:ligatures w14:val="none"/>
-        </w:rPr>
-      </w:pPr>
-      <w:r>
-        <w:rPr>
-          <w:rFonts w:ascii="Times New Roman" w:eastAsia="Times New Roman" w:hAnsi="Times New Roman" w:cs="Times New Roman"/>
-          <w:color w:val="212121"/>
-          <w:kern w:val="0"/>
-          <w:sz w:val="30"/>
-          <w:szCs w:val="30"/>
-          <w:lang w:eastAsia="en-GB"/>
-          <w14:ligatures w14:val="none"/>
-        </w:rPr>
-        <w:t>Jeder Mensch bringt seine eigene Geschichte, seine persönlichen Erfahrungen und individuellen Bedürfnisse mit. Deshalb verstehe ich Psychotherapie als einen gemeinsamen Prozess, der sich an Ihrer persönlichen Situation orientiert.</w:t>
-      </w:r>
-    </w:p>
-    <w:p>
-      <w:pPr>
         <w:spacing w:after="0" w:line="240" w:lineRule="auto"/>
         <w:rPr>
           <w:rFonts w:ascii="Aptos" w:eastAsia="Times New Roman" w:hAnsi="Aptos" w:cs="Times New Roman"/>
@@ -490,11 +940,9 @@
       </w:pPr>
       <w:r>
         <w:rPr>
-          <w:rFonts w:ascii="Times New Roman" w:eastAsia="Times New Roman" w:hAnsi="Times New Roman" w:cs="Times New Roman"/>
-          <w:color w:val="808080"/>
-          <w:kern w:val="0"/>
-          <w:sz w:val="18"/>
-          <w:szCs w:val="18"/>
+          <w:rFonts w:ascii="Aptos" w:eastAsia="Times New Roman" w:hAnsi="Aptos" w:cs="Times New Roman"/>
+          <w:color w:val="212121"/>
+          <w:kern w:val="0"/>
           <w:lang w:eastAsia="en-GB"/>
           <w14:ligatures w14:val="none"/>
         </w:rPr>
@@ -505,915 +953,69 @@
       <w:pPr>
         <w:spacing w:after="0" w:line="240" w:lineRule="auto"/>
         <w:rPr>
-          <w:rFonts w:ascii="Times New Roman" w:eastAsia="Times New Roman" w:hAnsi="Times New Roman" w:cs="Times New Roman"/>
-          <w:color w:val="808080"/>
-          <w:kern w:val="0"/>
-          <w:sz w:val="36"/>
-          <w:szCs w:val="36"/>
-          <w:lang w:eastAsia="en-GB"/>
-          <w14:ligatures w14:val="none"/>
-        </w:rPr>
-      </w:pPr>
+          <w:rFonts w:ascii="Aptos" w:eastAsia="Times New Roman" w:hAnsi="Aptos" w:cs="Times New Roman"/>
+          <w:color w:val="212121"/>
+          <w:kern w:val="0"/>
+          <w:lang w:eastAsia="en-GB"/>
+          <w14:ligatures w14:val="none"/>
+        </w:rPr>
+      </w:pPr>
+      <w:r>
+        <w:rPr>
+          <w:rFonts w:ascii="Aptos" w:eastAsia="Times New Roman" w:hAnsi="Aptos" w:cs="Times New Roman"/>
+          <w:color w:val="212121"/>
+          <w:kern w:val="0"/>
+          <w:lang w:eastAsia="en-GB"/>
+          <w14:ligatures w14:val="none"/>
+        </w:rPr>
+        <w:t> </w:t>
+      </w:r>
     </w:p>
     <w:p>
       <w:pPr>
         <w:spacing w:after="0" w:line="240" w:lineRule="auto"/>
         <w:rPr>
-          <w:rFonts w:ascii="Times New Roman" w:eastAsia="Times New Roman" w:hAnsi="Times New Roman" w:cs="Times New Roman"/>
-          <w:color w:val="808080"/>
-          <w:kern w:val="0"/>
-          <w:sz w:val="36"/>
-          <w:szCs w:val="36"/>
-          <w:lang w:eastAsia="en-GB"/>
-          <w14:ligatures w14:val="none"/>
-        </w:rPr>
-      </w:pPr>
-      <w:r>
-        <w:rPr>
-          <w:rFonts w:ascii="Times New Roman" w:eastAsia="Times New Roman" w:hAnsi="Times New Roman" w:cs="Times New Roman"/>
-          <w:noProof/>
-          <w:color w:val="808080"/>
-          <w:kern w:val="0"/>
-          <w:sz w:val="36"/>
-          <w:szCs w:val="36"/>
-          <w:lang w:eastAsia="en-GB"/>
-        </w:rPr>
-        <mc:AlternateContent>
-          <mc:Choice Requires="wps">
-            <w:drawing>
-              <wp:anchor distT="0" distB="0" distL="114300" distR="114300" simplePos="0" relativeHeight="251659264" behindDoc="0" locked="0" layoutInCell="1" allowOverlap="1" wp14:anchorId="3958A59D" wp14:editId="5562B818">
-                <wp:simplePos x="0" y="0"/>
-                <wp:positionH relativeFrom="column">
-                  <wp:posOffset>280327</wp:posOffset>
-                </wp:positionH>
-                <wp:positionV relativeFrom="paragraph">
-                  <wp:posOffset>40793</wp:posOffset>
-                </wp:positionV>
-                <wp:extent cx="4471883" cy="2950108"/>
-                <wp:effectExtent l="0" t="0" r="0" b="0"/>
-                <wp:wrapNone/>
-                <wp:docPr id="1686847887" name="Text Box 1"/>
-                <wp:cNvGraphicFramePr/>
-                <a:graphic xmlns:a="http://schemas.openxmlformats.org/drawingml/2006/main">
-                  <a:graphicData uri="http://schemas.microsoft.com/office/word/2010/wordprocessingShape">
-                    <wps:wsp>
-                      <wps:cNvSpPr txBox="1"/>
-                      <wps:spPr>
-                        <a:xfrm>
-                          <a:off x="0" y="0"/>
-                          <a:ext cx="4471883" cy="2950108"/>
-                        </a:xfrm>
-                        <a:prstGeom prst="rect">
-                          <a:avLst/>
-                        </a:prstGeom>
-                        <a:solidFill>
-                          <a:schemeClr val="lt1"/>
-                        </a:solidFill>
-                        <a:ln w="6350">
-                          <a:noFill/>
-                        </a:ln>
-                      </wps:spPr>
-                      <wps:txbx>
-                        <w:txbxContent>
-                          <w:p>
-                            <w:pPr>
-                              <w:jc w:val="center"/>
-                            </w:pPr>
-                            <w:r>
-                              <w:rPr>
-                                <w:noProof/>
-                              </w:rPr>
-                              <w:drawing>
-                                <wp:inline distT="0" distB="0" distL="0" distR="0" wp14:anchorId="0A93F31D" wp14:editId="79EFAAC5">
-                                  <wp:extent cx="4275455" cy="2851785"/>
-                                  <wp:effectExtent l="0" t="0" r="4445" b="5715"/>
-                                  <wp:docPr id="364127079" name="Picture 2" descr="A person wearing a blue jacket and glasses&#10;&#10;AI-generated content may be incorrect."/>
-                                  <wp:cNvGraphicFramePr>
-                                    <a:graphicFrameLocks xmlns:a="http://schemas.openxmlformats.org/drawingml/2006/main" noChangeAspect="1"/>
-                                  </wp:cNvGraphicFramePr>
-                                  <a:graphic xmlns:a="http://schemas.openxmlformats.org/drawingml/2006/main">
-                                    <a:graphicData uri="http://schemas.openxmlformats.org/drawingml/2006/picture">
-                                      <pic:pic xmlns:pic="http://schemas.openxmlformats.org/drawingml/2006/picture">
-                                        <pic:nvPicPr>
-                                          <pic:cNvPr id="364127079" name="Picture 2" descr="A person wearing a blue jacket and glasses&#10;&#10;AI-generated content may be incorrect."/>
-                                          <pic:cNvPicPr/>
-                                        </pic:nvPicPr>
-                                        <pic:blipFill>
-                                          <a:blip r:embed="rId5"/>
-                                          <a:stretch>
-                                            <a:fillRect/>
-                                          </a:stretch>
-                                        </pic:blipFill>
-                                        <pic:spPr>
-                                          <a:xfrm>
-                                            <a:off x="0" y="0"/>
-                                            <a:ext cx="4275455" cy="2851785"/>
-                                          </a:xfrm>
-                                          <a:prstGeom prst="rect">
-                                            <a:avLst/>
-                                          </a:prstGeom>
-                                        </pic:spPr>
-                                      </pic:pic>
-                                    </a:graphicData>
-                                  </a:graphic>
-                                </wp:inline>
-                              </w:drawing>
-                            </w:r>
-                          </w:p>
-                        </w:txbxContent>
-                      </wps:txbx>
-                      <wps:bodyPr rot="0" spcFirstLastPara="0" vertOverflow="overflow" horzOverflow="overflow" vert="horz" wrap="square" lIns="91440" tIns="45720" rIns="91440" bIns="45720" numCol="1" spcCol="0" rtlCol="0" fromWordArt="0" anchor="t" anchorCtr="0" forceAA="0" compatLnSpc="1">
-                        <a:prstTxWarp prst="textNoShape">
-                          <a:avLst/>
-                        </a:prstTxWarp>
-                        <a:noAutofit/>
-                      </wps:bodyPr>
-                    </wps:wsp>
-                  </a:graphicData>
-                </a:graphic>
-                <wp14:sizeRelH relativeFrom="margin">
-                  <wp14:pctWidth>0</wp14:pctWidth>
-                </wp14:sizeRelH>
-              </wp:anchor>
-            </w:drawing>
-          </mc:Choice>
-          <mc:Fallback>
-            <w:pict>
-              <v:shapetype w14:anchorId="3958A59D" id="_x0000_t202" coordsize="21600,21600" o:spt="202" path="m,l,21600r21600,l21600,xe">
-                <v:stroke joinstyle="miter"/>
-                <v:path gradientshapeok="t" o:connecttype="rect"/>
-              </v:shapetype>
-              <v:shape id="Text Box 1" o:spid="_x0000_s1026" type="#_x0000_t202" style="position:absolute;margin-left:22.05pt;margin-top:3.2pt;width:352.1pt;height:232.3pt;z-index:251659264;visibility:visible;mso-wrap-style:square;mso-width-percent:0;mso-wrap-distance-left:9pt;mso-wrap-distance-top:0;mso-wrap-distance-right:9pt;mso-wrap-distance-bottom:0;mso-position-horizontal:absolute;mso-position-horizontal-relative:text;mso-position-vertical:absolute;mso-position-vertical-relative:text;mso-width-percent:0;mso-width-relative:margin;v-text-anchor:top" o:gfxdata="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" fillcolor="white [3201]" stroked="f" strokeweight=".5pt">
-                <v:textbox>
-                  <w:txbxContent>
-                    <w:p>
-                      <w:pPr>
-                        <w:jc w:val="center"/>
-                      </w:pPr>
-                      <w:r>
-                        <w:rPr>
-                          <w:noProof/>
-                        </w:rPr>
-                        <w:drawing>
-                          <wp:inline distT="0" distB="0" distL="0" distR="0" wp14:anchorId="0A93F31D" wp14:editId="79EFAAC5">
-                            <wp:extent cx="4275455" cy="2851785"/>
-                            <wp:effectExtent l="0" t="0" r="4445" b="5715"/>
-                            <wp:docPr id="364127079" name="Picture 2" descr="A person wearing a blue jacket and glasses&#10;&#10;AI-generated content may be incorrect."/>
-                            <wp:cNvGraphicFramePr>
-                              <a:graphicFrameLocks xmlns:a="http://schemas.openxmlformats.org/drawingml/2006/main" noChangeAspect="1"/>
-                            </wp:cNvGraphicFramePr>
-                            <a:graphic xmlns:a="http://schemas.openxmlformats.org/drawingml/2006/main">
-                              <a:graphicData uri="http://schemas.openxmlformats.org/drawingml/2006/picture">
-                                <pic:pic xmlns:pic="http://schemas.openxmlformats.org/drawingml/2006/picture">
-                                  <pic:nvPicPr>
-                                    <pic:cNvPr id="364127079" name="Picture 2" descr="A person wearing a blue jacket and glasses&#10;&#10;AI-generated content may be incorrect."/>
-                                    <pic:cNvPicPr/>
-                                  </pic:nvPicPr>
-                                  <pic:blipFill>
-                                    <a:blip r:embed="rId5"/>
-                                    <a:stretch>
-                                      <a:fillRect/>
-                                    </a:stretch>
-                                  </pic:blipFill>
-                                  <pic:spPr>
-                                    <a:xfrm>
-                                      <a:off x="0" y="0"/>
-                                      <a:ext cx="4275455" cy="2851785"/>
-                                    </a:xfrm>
-                                    <a:prstGeom prst="rect">
-                                      <a:avLst/>
-                                    </a:prstGeom>
-                                  </pic:spPr>
-                                </pic:pic>
-                              </a:graphicData>
-                            </a:graphic>
-                          </wp:inline>
-                        </w:drawing>
-                      </w:r>
-                    </w:p>
-                  </w:txbxContent>
-                </v:textbox>
-              </v:shape>
-            </w:pict>
-          </mc:Fallback>
-        </mc:AlternateContent>
+          <w:rFonts w:ascii="Aptos" w:eastAsia="Times New Roman" w:hAnsi="Aptos" w:cs="Times New Roman"/>
+          <w:color w:val="212121"/>
+          <w:kern w:val="0"/>
+          <w:lang w:eastAsia="en-GB"/>
+          <w14:ligatures w14:val="none"/>
+        </w:rPr>
+      </w:pPr>
+      <w:r>
+        <w:rPr>
+          <w:rFonts w:ascii="Aptos" w:eastAsia="Times New Roman" w:hAnsi="Aptos" w:cs="Times New Roman"/>
+          <w:color w:val="212121"/>
+          <w:kern w:val="0"/>
+          <w:lang w:eastAsia="en-GB"/>
+          <w14:ligatures w14:val="none"/>
+        </w:rPr>
+        <w:t> </w:t>
       </w:r>
     </w:p>
     <w:p>
       <w:pPr>
         <w:spacing w:after="0" w:line="240" w:lineRule="auto"/>
         <w:rPr>
-          <w:rFonts w:ascii="Times New Roman" w:eastAsia="Times New Roman" w:hAnsi="Times New Roman" w:cs="Times New Roman"/>
-          <w:color w:val="808080"/>
-          <w:kern w:val="0"/>
-          <w:sz w:val="36"/>
-          <w:szCs w:val="36"/>
-          <w:lang w:eastAsia="en-GB"/>
-          <w14:ligatures w14:val="none"/>
-        </w:rPr>
-      </w:pPr>
-    </w:p>
-    <w:p>
-      <w:pPr>
-        <w:spacing w:after="0" w:line="240" w:lineRule="auto"/>
-        <w:rPr>
-          <w:rFonts w:ascii="Times New Roman" w:eastAsia="Times New Roman" w:hAnsi="Times New Roman" w:cs="Times New Roman"/>
-          <w:color w:val="808080"/>
-          <w:kern w:val="0"/>
-          <w:sz w:val="36"/>
-          <w:szCs w:val="36"/>
-          <w:lang w:eastAsia="en-GB"/>
-          <w14:ligatures w14:val="none"/>
-        </w:rPr>
-      </w:pPr>
-    </w:p>
-    <w:p>
-      <w:pPr>
-        <w:spacing w:after="0" w:line="240" w:lineRule="auto"/>
-        <w:rPr>
-          <w:rFonts w:ascii="Times New Roman" w:eastAsia="Times New Roman" w:hAnsi="Times New Roman" w:cs="Times New Roman"/>
-          <w:color w:val="808080"/>
-          <w:kern w:val="0"/>
-          <w:sz w:val="36"/>
-          <w:szCs w:val="36"/>
-          <w:lang w:eastAsia="en-GB"/>
-          <w14:ligatures w14:val="none"/>
-        </w:rPr>
-      </w:pPr>
-    </w:p>
-    <w:p>
-      <w:pPr>
-        <w:spacing w:after="0" w:line="240" w:lineRule="auto"/>
-        <w:rPr>
-          <w:rFonts w:ascii="Times New Roman" w:eastAsia="Times New Roman" w:hAnsi="Times New Roman" w:cs="Times New Roman"/>
-          <w:color w:val="808080"/>
-          <w:kern w:val="0"/>
-          <w:sz w:val="36"/>
-          <w:szCs w:val="36"/>
-          <w:lang w:eastAsia="en-GB"/>
-          <w14:ligatures w14:val="none"/>
-        </w:rPr>
-      </w:pPr>
-    </w:p>
-    <w:p>
-      <w:pPr>
-        <w:spacing w:after="0" w:line="240" w:lineRule="auto"/>
-        <w:rPr>
-          <w:rFonts w:ascii="Times New Roman" w:eastAsia="Times New Roman" w:hAnsi="Times New Roman" w:cs="Times New Roman"/>
-          <w:color w:val="808080"/>
-          <w:kern w:val="0"/>
-          <w:sz w:val="36"/>
-          <w:szCs w:val="36"/>
-          <w:lang w:eastAsia="en-GB"/>
-          <w14:ligatures w14:val="none"/>
-        </w:rPr>
-      </w:pPr>
-    </w:p>
-    <w:p>
-      <w:pPr>
-        <w:spacing w:after="0" w:line="240" w:lineRule="auto"/>
-        <w:rPr>
-          <w:rFonts w:ascii="Times New Roman" w:eastAsia="Times New Roman" w:hAnsi="Times New Roman" w:cs="Times New Roman"/>
-          <w:color w:val="808080"/>
-          <w:kern w:val="0"/>
-          <w:sz w:val="36"/>
-          <w:szCs w:val="36"/>
-          <w:lang w:eastAsia="en-GB"/>
-          <w14:ligatures w14:val="none"/>
-        </w:rPr>
-      </w:pPr>
-    </w:p>
-    <w:p>
-      <w:pPr>
-        <w:spacing w:after="0" w:line="240" w:lineRule="auto"/>
-        <w:rPr>
-          <w:rFonts w:ascii="Times New Roman" w:eastAsia="Times New Roman" w:hAnsi="Times New Roman" w:cs="Times New Roman"/>
-          <w:color w:val="808080"/>
-          <w:kern w:val="0"/>
-          <w:sz w:val="36"/>
-          <w:szCs w:val="36"/>
-          <w:lang w:eastAsia="en-GB"/>
-          <w14:ligatures w14:val="none"/>
-        </w:rPr>
-      </w:pPr>
-    </w:p>
-    <w:p>
-      <w:pPr>
-        <w:spacing w:after="0" w:line="240" w:lineRule="auto"/>
-        <w:rPr>
-          <w:rFonts w:ascii="Times New Roman" w:eastAsia="Times New Roman" w:hAnsi="Times New Roman" w:cs="Times New Roman"/>
-          <w:color w:val="808080"/>
-          <w:kern w:val="0"/>
-          <w:sz w:val="36"/>
-          <w:szCs w:val="36"/>
-          <w:lang w:eastAsia="en-GB"/>
-          <w14:ligatures w14:val="none"/>
-        </w:rPr>
-      </w:pPr>
-    </w:p>
-    <w:p>
-      <w:pPr>
-        <w:spacing w:after="0" w:line="240" w:lineRule="auto"/>
-        <w:rPr>
-          <w:rFonts w:ascii="Times New Roman" w:eastAsia="Times New Roman" w:hAnsi="Times New Roman" w:cs="Times New Roman"/>
-          <w:color w:val="808080"/>
-          <w:kern w:val="0"/>
-          <w:sz w:val="36"/>
-          <w:szCs w:val="36"/>
-          <w:lang w:eastAsia="en-GB"/>
-          <w14:ligatures w14:val="none"/>
-        </w:rPr>
-      </w:pPr>
-    </w:p>
-    <w:p>
-      <w:pPr>
-        <w:spacing w:after="0" w:line="240" w:lineRule="auto"/>
-        <w:rPr>
-          <w:rFonts w:ascii="Times New Roman" w:eastAsia="Times New Roman" w:hAnsi="Times New Roman" w:cs="Times New Roman"/>
-          <w:color w:val="808080"/>
-          <w:kern w:val="0"/>
-          <w:sz w:val="36"/>
-          <w:szCs w:val="36"/>
-          <w:lang w:eastAsia="en-GB"/>
-          <w14:ligatures w14:val="none"/>
-        </w:rPr>
-      </w:pPr>
-    </w:p>
-    <w:p>
-      <w:pPr>
-        <w:spacing w:after="0" w:line="240" w:lineRule="auto"/>
-        <w:rPr>
-          <w:rFonts w:ascii="Times New Roman" w:eastAsia="Times New Roman" w:hAnsi="Times New Roman" w:cs="Times New Roman"/>
-          <w:color w:val="808080"/>
-          <w:kern w:val="0"/>
-          <w:sz w:val="36"/>
-          <w:szCs w:val="36"/>
-          <w:lang w:eastAsia="en-GB"/>
-          <w14:ligatures w14:val="none"/>
-        </w:rPr>
-      </w:pPr>
-    </w:p>
-    <w:p>
-      <w:pPr>
-        <w:spacing w:after="0" w:line="240" w:lineRule="auto"/>
-        <w:rPr>
-          <w:rFonts w:ascii="Times New Roman" w:eastAsia="Times New Roman" w:hAnsi="Times New Roman" w:cs="Times New Roman"/>
-          <w:color w:val="808080"/>
-          <w:kern w:val="0"/>
-          <w:sz w:val="36"/>
-          <w:szCs w:val="36"/>
-          <w:lang w:eastAsia="en-GB"/>
-          <w14:ligatures w14:val="none"/>
-        </w:rPr>
-      </w:pPr>
-    </w:p>
-    <w:p>
-      <w:pPr>
-        <w:spacing w:after="0" w:line="240" w:lineRule="auto"/>
-        <w:rPr>
-          <w:rFonts w:ascii="Aptos" w:eastAsia="Times New Roman" w:hAnsi="Aptos" w:cs="Times New Roman"/>
-          <w:color w:val="212121"/>
-          <w:kern w:val="0"/>
-          <w:lang w:eastAsia="en-GB"/>
-          <w14:ligatures w14:val="none"/>
-        </w:rPr>
-      </w:pPr>
-    </w:p>
-    <w:p>
-      <w:pPr>
-        <w:spacing w:after="0" w:line="240" w:lineRule="auto"/>
-        <w:rPr>
-          <w:rFonts w:ascii="Aptos" w:eastAsia="Times New Roman" w:hAnsi="Aptos" w:cs="Times New Roman"/>
-          <w:color w:val="212121"/>
-          <w:kern w:val="0"/>
-          <w:lang w:eastAsia="en-GB"/>
-          <w14:ligatures w14:val="none"/>
-        </w:rPr>
-      </w:pPr>
-      <w:r>
-        <w:rPr>
-          <w:rFonts w:ascii="Times New Roman" w:eastAsia="Times New Roman" w:hAnsi="Times New Roman" w:cs="Times New Roman"/>
-          <w:color w:val="808080"/>
-          <w:kern w:val="0"/>
-          <w:sz w:val="18"/>
-          <w:szCs w:val="18"/>
+          <w:rFonts w:ascii="Aptos" w:eastAsia="Times New Roman" w:hAnsi="Aptos" w:cs="Times New Roman"/>
+          <w:color w:val="212121"/>
+          <w:kern w:val="0"/>
+          <w:lang w:eastAsia="en-GB"/>
+          <w14:ligatures w14:val="none"/>
+        </w:rPr>
+      </w:pPr>
+      <w:r>
+        <w:rPr>
+          <w:rFonts w:ascii="Aptos" w:eastAsia="Times New Roman" w:hAnsi="Aptos" w:cs="Times New Roman"/>
+          <w:color w:val="212121"/>
+          <w:kern w:val="0"/>
           <w:lang w:eastAsia="en-GB"/>
           <w14:ligatures w14:val="none"/>
         </w:rPr>
         <w:t> </w:t>
       </w:r>
     </w:p>
-    <w:p>
-      <w:pPr>
-        <w:spacing w:before="100" w:beforeAutospacing="1" w:after="224" w:line="240" w:lineRule="auto"/>
-        <w:rPr>
-          <w:rFonts w:ascii="Aptos" w:eastAsia="Times New Roman" w:hAnsi="Aptos" w:cs="Times New Roman"/>
-          <w:color w:val="212121"/>
-          <w:kern w:val="0"/>
-          <w:lang w:eastAsia="en-GB"/>
-          <w14:ligatures w14:val="none"/>
-        </w:rPr>
-      </w:pPr>
-      <w:r>
-        <w:rPr>
-          <w:rFonts w:ascii="Times New Roman" w:eastAsia="Times New Roman" w:hAnsi="Times New Roman" w:cs="Times New Roman"/>
-          <w:b/>
-          <w:bCs/>
-          <w:color w:val="212121"/>
-          <w:kern w:val="0"/>
-          <w:sz w:val="36"/>
-          <w:szCs w:val="36"/>
-          <w:lang w:eastAsia="en-GB"/>
-          <w14:ligatures w14:val="none"/>
-        </w:rPr>
-        <w:t>Qualifikationen &amp; Schwerpunkte</w:t>
-      </w:r>
-    </w:p>
-    <w:p>
-      <w:pPr>
-        <w:numPr>
-          <w:ilvl w:val="0"/>
-          <w:numId w:val="1"/>
-        </w:numPr>
-        <w:spacing w:after="0" w:line="240" w:lineRule="auto"/>
-        <w:rPr>
-          <w:rFonts w:ascii="Aptos" w:eastAsia="Times New Roman" w:hAnsi="Aptos" w:cs="Times New Roman"/>
-          <w:color w:val="212121"/>
-          <w:kern w:val="0"/>
-          <w:lang w:eastAsia="en-GB"/>
-          <w14:ligatures w14:val="none"/>
-        </w:rPr>
-      </w:pPr>
-      <w:r>
-        <w:rPr>
-          <w:rFonts w:ascii="Times New Roman" w:eastAsia="Times New Roman" w:hAnsi="Times New Roman" w:cs="Times New Roman"/>
-          <w:color w:val="212121"/>
-          <w:kern w:val="0"/>
-          <w:sz w:val="30"/>
-          <w:szCs w:val="30"/>
-          <w:lang w:eastAsia="en-GB"/>
-          <w14:ligatures w14:val="none"/>
-        </w:rPr>
-        <w:t>Tiefenpsychologisch fundierte Psychotherapie</w:t>
-      </w:r>
-    </w:p>
-    <w:p>
-      <w:pPr>
-        <w:numPr>
-          <w:ilvl w:val="0"/>
-          <w:numId w:val="1"/>
-        </w:numPr>
-        <w:spacing w:after="0" w:line="240" w:lineRule="auto"/>
-        <w:rPr>
-          <w:rFonts w:ascii="Aptos" w:eastAsia="Times New Roman" w:hAnsi="Aptos" w:cs="Times New Roman"/>
-          <w:color w:val="212121"/>
-          <w:kern w:val="0"/>
-          <w:lang w:eastAsia="en-GB"/>
-          <w14:ligatures w14:val="none"/>
-        </w:rPr>
-      </w:pPr>
-      <w:r>
-        <w:rPr>
-          <w:rFonts w:ascii="Times New Roman" w:eastAsia="Times New Roman" w:hAnsi="Times New Roman" w:cs="Times New Roman"/>
-          <w:color w:val="212121"/>
-          <w:kern w:val="0"/>
-          <w:sz w:val="30"/>
-          <w:szCs w:val="30"/>
-          <w:lang w:eastAsia="en-GB"/>
-          <w14:ligatures w14:val="none"/>
-        </w:rPr>
-        <w:t>Integrative Gestalttherapie (FPI) </w:t>
-      </w:r>
-    </w:p>
-    <w:p>
-      <w:pPr>
-        <w:numPr>
-          <w:ilvl w:val="0"/>
-          <w:numId w:val="1"/>
-        </w:numPr>
-        <w:spacing w:after="0" w:line="240" w:lineRule="auto"/>
-        <w:rPr>
-          <w:rFonts w:ascii="Aptos" w:eastAsia="Times New Roman" w:hAnsi="Aptos" w:cs="Times New Roman"/>
-          <w:color w:val="212121"/>
-          <w:kern w:val="0"/>
-          <w:lang w:eastAsia="en-GB"/>
-          <w14:ligatures w14:val="none"/>
-        </w:rPr>
-      </w:pPr>
-      <w:r>
-        <w:rPr>
-          <w:rFonts w:ascii="Times New Roman" w:eastAsia="Times New Roman" w:hAnsi="Times New Roman" w:cs="Times New Roman"/>
-          <w:color w:val="212121"/>
-          <w:kern w:val="0"/>
-          <w:sz w:val="30"/>
-          <w:szCs w:val="30"/>
-          <w:lang w:eastAsia="en-GB"/>
-          <w14:ligatures w14:val="none"/>
-        </w:rPr>
-        <w:t>Psychoonkologische Tätigkeit in Theorie und Praxis</w:t>
-      </w:r>
-    </w:p>
-    <w:p>
-      <w:pPr>
-        <w:numPr>
-          <w:ilvl w:val="0"/>
-          <w:numId w:val="1"/>
-        </w:numPr>
-        <w:spacing w:after="0" w:line="240" w:lineRule="auto"/>
-        <w:rPr>
-          <w:rFonts w:ascii="Aptos" w:eastAsia="Times New Roman" w:hAnsi="Aptos" w:cs="Times New Roman"/>
-          <w:color w:val="212121"/>
-          <w:kern w:val="0"/>
-          <w:lang w:eastAsia="en-GB"/>
-          <w14:ligatures w14:val="none"/>
-        </w:rPr>
-      </w:pPr>
-      <w:r>
-        <w:rPr>
-          <w:rFonts w:ascii="Times New Roman" w:eastAsia="Times New Roman" w:hAnsi="Times New Roman" w:cs="Times New Roman"/>
-          <w:color w:val="212121"/>
-          <w:kern w:val="0"/>
-          <w:sz w:val="30"/>
-          <w:szCs w:val="30"/>
-          <w:lang w:eastAsia="en-GB"/>
-          <w14:ligatures w14:val="none"/>
-        </w:rPr>
-        <w:t>Promotion zum Dr. rer. physiol. an der Universitätsmedizin Mainz</w:t>
-      </w:r>
-    </w:p>
-    <w:p>
-      <w:pPr>
-        <w:numPr>
-          <w:ilvl w:val="0"/>
-          <w:numId w:val="1"/>
-        </w:numPr>
-        <w:spacing w:after="0" w:line="240" w:lineRule="auto"/>
-        <w:rPr>
-          <w:rFonts w:ascii="Aptos" w:eastAsia="Times New Roman" w:hAnsi="Aptos" w:cs="Times New Roman"/>
-          <w:color w:val="212121"/>
-          <w:kern w:val="0"/>
-          <w:lang w:eastAsia="en-GB"/>
-          <w14:ligatures w14:val="none"/>
-        </w:rPr>
-      </w:pPr>
-      <w:r>
-        <w:rPr>
-          <w:rFonts w:ascii="Times New Roman" w:eastAsia="Times New Roman" w:hAnsi="Times New Roman" w:cs="Times New Roman"/>
-          <w:color w:val="212121"/>
-          <w:kern w:val="0"/>
-          <w:sz w:val="30"/>
-          <w:szCs w:val="30"/>
-          <w:lang w:eastAsia="en-GB"/>
-          <w14:ligatures w14:val="none"/>
-        </w:rPr>
-        <w:t>Mitglied der Deutschen Krebsgesellschaft</w:t>
-      </w:r>
-    </w:p>
-    <w:p>
-      <w:pPr>
-        <w:numPr>
-          <w:ilvl w:val="0"/>
-          <w:numId w:val="1"/>
-        </w:numPr>
-        <w:spacing w:after="0" w:line="240" w:lineRule="auto"/>
-        <w:rPr>
-          <w:rFonts w:ascii="Aptos" w:eastAsia="Times New Roman" w:hAnsi="Aptos" w:cs="Times New Roman"/>
-          <w:color w:val="212121"/>
-          <w:kern w:val="0"/>
-          <w:lang w:eastAsia="en-GB"/>
-          <w14:ligatures w14:val="none"/>
-        </w:rPr>
-      </w:pPr>
-      <w:r>
-        <w:rPr>
-          <w:rFonts w:ascii="Times New Roman" w:eastAsia="Times New Roman" w:hAnsi="Times New Roman" w:cs="Times New Roman"/>
-          <w:color w:val="212121"/>
-          <w:kern w:val="0"/>
-          <w:sz w:val="30"/>
-          <w:szCs w:val="30"/>
-          <w:lang w:eastAsia="en-GB"/>
-          <w14:ligatures w14:val="none"/>
-        </w:rPr>
-        <w:t>Hypnotherapeutische Ausbildung am Milton Erickson Institut Frankfurt </w:t>
-      </w:r>
-    </w:p>
-    <w:p>
-      <w:pPr>
-        <w:numPr>
-          <w:ilvl w:val="0"/>
-          <w:numId w:val="1"/>
-        </w:numPr>
-        <w:spacing w:after="0" w:line="240" w:lineRule="auto"/>
-        <w:rPr>
-          <w:rFonts w:ascii="Aptos" w:eastAsia="Times New Roman" w:hAnsi="Aptos" w:cs="Times New Roman"/>
-          <w:color w:val="212121"/>
-          <w:kern w:val="0"/>
-          <w:lang w:eastAsia="en-GB"/>
-          <w14:ligatures w14:val="none"/>
-        </w:rPr>
-      </w:pPr>
-      <w:r>
-        <w:rPr>
-          <w:rFonts w:ascii="Times New Roman" w:eastAsia="Times New Roman" w:hAnsi="Times New Roman" w:cs="Times New Roman"/>
-          <w:color w:val="212121"/>
-          <w:kern w:val="0"/>
-          <w:sz w:val="30"/>
-          <w:szCs w:val="30"/>
-          <w:lang w:eastAsia="en-GB"/>
-          <w14:ligatures w14:val="none"/>
-        </w:rPr>
-        <w:t>EMDR-Zertifizierung I &amp; II bei Dr. Christine Rost, Frankfurt/Main </w:t>
-      </w:r>
-    </w:p>
-    <w:p>
-      <w:pPr>
-        <w:numPr>
-          <w:ilvl w:val="0"/>
-          <w:numId w:val="1"/>
-        </w:numPr>
-        <w:spacing w:after="0" w:line="240" w:lineRule="auto"/>
-        <w:rPr>
-          <w:rFonts w:ascii="Aptos" w:eastAsia="Times New Roman" w:hAnsi="Aptos" w:cs="Times New Roman"/>
-          <w:color w:val="212121"/>
-          <w:kern w:val="0"/>
-          <w:lang w:eastAsia="en-GB"/>
-          <w14:ligatures w14:val="none"/>
-        </w:rPr>
-      </w:pPr>
-      <w:r>
-        <w:rPr>
-          <w:rFonts w:ascii="Times New Roman" w:eastAsia="Times New Roman" w:hAnsi="Times New Roman" w:cs="Times New Roman"/>
-          <w:color w:val="212121"/>
-          <w:kern w:val="0"/>
-          <w:sz w:val="30"/>
-          <w:szCs w:val="30"/>
-          <w:lang w:eastAsia="en-GB"/>
-          <w14:ligatures w14:val="none"/>
-        </w:rPr>
-        <w:t>Coaching-Ausbildung bei Dr. Astrid Schreyögg, Berlin</w:t>
-      </w:r>
-    </w:p>
-    <w:p>
-      <w:pPr>
-        <w:numPr>
-          <w:ilvl w:val="0"/>
-          <w:numId w:val="1"/>
-        </w:numPr>
-        <w:spacing w:after="0" w:line="240" w:lineRule="auto"/>
-        <w:rPr>
-          <w:rFonts w:ascii="Aptos" w:eastAsia="Times New Roman" w:hAnsi="Aptos" w:cs="Times New Roman"/>
-          <w:color w:val="212121"/>
-          <w:kern w:val="0"/>
-          <w:lang w:eastAsia="en-GB"/>
-          <w14:ligatures w14:val="none"/>
-        </w:rPr>
-      </w:pPr>
-      <w:r>
-        <w:rPr>
-          <w:rFonts w:ascii="Times New Roman" w:eastAsia="Times New Roman" w:hAnsi="Times New Roman" w:cs="Times New Roman"/>
-          <w:color w:val="212121"/>
-          <w:kern w:val="0"/>
-          <w:sz w:val="30"/>
-          <w:szCs w:val="30"/>
-          <w:lang w:eastAsia="en-GB"/>
-          <w14:ligatures w14:val="none"/>
-        </w:rPr>
-        <w:t>Videosprechstunden möglich</w:t>
-      </w:r>
-    </w:p>
-    <w:p>
-      <w:pPr>
-        <w:spacing w:after="240" w:line="240" w:lineRule="auto"/>
-        <w:rPr>
-          <w:rFonts w:ascii="Aptos" w:eastAsia="Times New Roman" w:hAnsi="Aptos" w:cs="Times New Roman"/>
-          <w:color w:val="212121"/>
-          <w:kern w:val="0"/>
-          <w:lang w:eastAsia="en-GB"/>
-          <w14:ligatures w14:val="none"/>
-        </w:rPr>
-      </w:pPr>
-      <w:r>
-        <w:rPr>
-          <w:rFonts w:ascii="Times New Roman" w:eastAsia="Times New Roman" w:hAnsi="Times New Roman" w:cs="Times New Roman"/>
-          <w:color w:val="808080"/>
-          <w:kern w:val="0"/>
-          <w:sz w:val="18"/>
-          <w:szCs w:val="18"/>
-          <w:lang w:eastAsia="en-GB"/>
-          <w14:ligatures w14:val="none"/>
-        </w:rPr>
-        <w:lastRenderedPageBreak/>
-        <w:br/>
-      </w:r>
-      <w:r>
-        <w:rPr>
-          <w:rFonts w:ascii="Times New Roman" w:eastAsia="Times New Roman" w:hAnsi="Times New Roman" w:cs="Times New Roman"/>
-          <w:color w:val="808080"/>
-          <w:kern w:val="0"/>
-          <w:sz w:val="18"/>
-          <w:szCs w:val="18"/>
-          <w:lang w:eastAsia="en-GB"/>
-          <w14:ligatures w14:val="none"/>
-        </w:rPr>
-        <w:br/>
-      </w:r>
-    </w:p>
-    <w:p>
-      <w:pPr>
-        <w:spacing w:before="100" w:beforeAutospacing="1" w:after="224" w:line="240" w:lineRule="auto"/>
-        <w:rPr>
-          <w:rFonts w:ascii="Aptos" w:eastAsia="Times New Roman" w:hAnsi="Aptos" w:cs="Times New Roman"/>
-          <w:color w:val="212121"/>
-          <w:kern w:val="0"/>
-          <w:lang w:eastAsia="en-GB"/>
-          <w14:ligatures w14:val="none"/>
-        </w:rPr>
-      </w:pPr>
-      <w:r>
-        <w:rPr>
-          <w:rFonts w:ascii="Times New Roman" w:eastAsia="Times New Roman" w:hAnsi="Times New Roman" w:cs="Times New Roman"/>
-          <w:b/>
-          <w:bCs/>
-          <w:color w:val="212121"/>
-          <w:kern w:val="0"/>
-          <w:sz w:val="36"/>
-          <w:szCs w:val="36"/>
-          <w:lang w:eastAsia="en-GB"/>
-          <w14:ligatures w14:val="none"/>
-        </w:rPr>
-        <w:t>Mein therapeutisches Verständnis</w:t>
-      </w:r>
-    </w:p>
-    <w:p>
-      <w:pPr>
-        <w:spacing w:before="100" w:beforeAutospacing="1" w:after="180" w:line="240" w:lineRule="auto"/>
-        <w:rPr>
-          <w:rFonts w:ascii="Aptos" w:eastAsia="Times New Roman" w:hAnsi="Aptos" w:cs="Times New Roman"/>
-          <w:color w:val="212121"/>
-          <w:kern w:val="0"/>
-          <w:lang w:eastAsia="en-GB"/>
-          <w14:ligatures w14:val="none"/>
-        </w:rPr>
-      </w:pPr>
-      <w:r>
-        <w:rPr>
-          <w:rFonts w:ascii="Times New Roman" w:eastAsia="Times New Roman" w:hAnsi="Times New Roman" w:cs="Times New Roman"/>
-          <w:color w:val="212121"/>
-          <w:kern w:val="0"/>
-          <w:sz w:val="30"/>
-          <w:szCs w:val="30"/>
-          <w:lang w:eastAsia="en-GB"/>
-          <w14:ligatures w14:val="none"/>
-        </w:rPr>
-        <w:t>Eine vertrauensvolle therapeutische Beziehung bildet die Grundlage jeder erfolgreichen Behandlung.</w:t>
-      </w:r>
-      <w:r>
-        <w:rPr>
-          <w:rFonts w:ascii="Times New Roman" w:eastAsia="Times New Roman" w:hAnsi="Times New Roman" w:cs="Times New Roman"/>
-          <w:color w:val="212121"/>
-          <w:kern w:val="0"/>
-          <w:sz w:val="18"/>
-          <w:szCs w:val="18"/>
-          <w:lang w:eastAsia="en-GB"/>
-          <w14:ligatures w14:val="none"/>
-        </w:rPr>
-        <w:br/>
-      </w:r>
-      <w:r>
-        <w:rPr>
-          <w:rFonts w:ascii="Aptos" w:eastAsia="Times New Roman" w:hAnsi="Aptos" w:cs="Times New Roman"/>
-          <w:color w:val="212121"/>
-          <w:kern w:val="0"/>
-          <w:lang w:eastAsia="en-GB"/>
-          <w14:ligatures w14:val="none"/>
-        </w:rPr>
-        <w:t>In meiner Praxis begegne ich Menschen mit Offenheit, Respekt und Empathie — unabhängig davon, mit welchen Themen oder Belastungen sie Unterstützung suchen.</w:t>
-      </w:r>
-    </w:p>
-    <w:p>
-      <w:pPr>
-        <w:spacing w:before="100" w:beforeAutospacing="1" w:after="180" w:line="240" w:lineRule="auto"/>
-        <w:rPr>
-          <w:rFonts w:ascii="Aptos" w:eastAsia="Times New Roman" w:hAnsi="Aptos" w:cs="Times New Roman"/>
-          <w:color w:val="212121"/>
-          <w:kern w:val="0"/>
-          <w:lang w:eastAsia="en-GB"/>
-          <w14:ligatures w14:val="none"/>
-        </w:rPr>
-      </w:pPr>
-      <w:r>
-        <w:rPr>
-          <w:rFonts w:ascii="Times New Roman" w:eastAsia="Times New Roman" w:hAnsi="Times New Roman" w:cs="Times New Roman"/>
-          <w:color w:val="212121"/>
-          <w:kern w:val="0"/>
-          <w:sz w:val="30"/>
-          <w:szCs w:val="30"/>
-          <w:lang w:eastAsia="en-GB"/>
-          <w14:ligatures w14:val="none"/>
-        </w:rPr>
-        <w:t>Therapie verstehe ich als Möglichkeit, sich selbst besser kennenzulernen, eigene Ressourcen wiederzuentdecken und neue Perspektiven für den persönlichen Lebensweg zu entwickeln.</w:t>
-      </w:r>
-    </w:p>
-    <w:p>
-      <w:pPr>
-        <w:spacing w:after="240" w:line="240" w:lineRule="auto"/>
-        <w:rPr>
-          <w:rFonts w:ascii="Aptos" w:eastAsia="Times New Roman" w:hAnsi="Aptos" w:cs="Times New Roman"/>
-          <w:color w:val="212121"/>
-          <w:kern w:val="0"/>
-          <w:lang w:eastAsia="en-GB"/>
-          <w14:ligatures w14:val="none"/>
-        </w:rPr>
-      </w:pPr>
-    </w:p>
-    <w:p>
-      <w:pPr>
-        <w:spacing w:after="0" w:line="240" w:lineRule="auto"/>
-        <w:rPr>
-          <w:rFonts w:ascii="Aptos" w:eastAsia="Times New Roman" w:hAnsi="Aptos" w:cs="Times New Roman"/>
-          <w:color w:val="212121"/>
-          <w:kern w:val="0"/>
-          <w:lang w:eastAsia="en-GB"/>
-          <w14:ligatures w14:val="none"/>
-        </w:rPr>
-      </w:pPr>
-      <w:r>
-        <w:rPr>
-          <w:rFonts w:ascii="Aptos" w:eastAsia="Times New Roman" w:hAnsi="Aptos" w:cs="Times New Roman"/>
-          <w:color w:val="212121"/>
-          <w:kern w:val="0"/>
-          <w:lang w:eastAsia="en-GB"/>
-          <w14:ligatures w14:val="none"/>
-        </w:rPr>
-        <w:t> </w:t>
-      </w:r>
-    </w:p>
-    <w:p>
-      <w:pPr>
-        <w:spacing w:after="0" w:line="240" w:lineRule="auto"/>
-        <w:rPr>
-          <w:rFonts w:ascii="Aptos" w:eastAsia="Times New Roman" w:hAnsi="Aptos" w:cs="Times New Roman"/>
-          <w:color w:val="212121"/>
-          <w:kern w:val="0"/>
-          <w:lang w:eastAsia="en-GB"/>
-          <w14:ligatures w14:val="none"/>
-        </w:rPr>
-      </w:pPr>
-      <w:r>
-        <w:rPr>
-          <w:rFonts w:ascii="Aptos" w:eastAsia="Times New Roman" w:hAnsi="Aptos" w:cs="Times New Roman"/>
-          <w:color w:val="212121"/>
-          <w:kern w:val="0"/>
-          <w:lang w:eastAsia="en-GB"/>
-          <w14:ligatures w14:val="none"/>
-        </w:rPr>
-        <w:t> </w:t>
-      </w:r>
-    </w:p>
-    <w:p>
-      <w:pPr>
-        <w:spacing w:after="0" w:line="240" w:lineRule="auto"/>
-        <w:rPr>
-          <w:rFonts w:ascii="Aptos" w:eastAsia="Times New Roman" w:hAnsi="Aptos" w:cs="Times New Roman"/>
-          <w:color w:val="212121"/>
-          <w:kern w:val="0"/>
-          <w:lang w:eastAsia="en-GB"/>
-          <w14:ligatures w14:val="none"/>
-        </w:rPr>
-      </w:pPr>
-      <w:r>
-        <w:rPr>
-          <w:rFonts w:ascii="Aptos" w:eastAsia="Times New Roman" w:hAnsi="Aptos" w:cs="Times New Roman"/>
-          <w:color w:val="212121"/>
-          <w:kern w:val="0"/>
-          <w:lang w:eastAsia="en-GB"/>
-          <w14:ligatures w14:val="none"/>
-        </w:rPr>
-        <w:t> </w:t>
-      </w:r>
-    </w:p>
-    <w:p>
-      <w:pPr>
-        <w:spacing w:after="0" w:line="240" w:lineRule="auto"/>
-        <w:rPr>
-          <w:rFonts w:ascii="Aptos" w:eastAsia="Times New Roman" w:hAnsi="Aptos" w:cs="Times New Roman"/>
-          <w:color w:val="212121"/>
-          <w:kern w:val="0"/>
-          <w:lang w:eastAsia="en-GB"/>
-          <w14:ligatures w14:val="none"/>
-        </w:rPr>
-      </w:pPr>
-      <w:r>
-        <w:rPr>
-          <w:rFonts w:ascii="Aptos" w:eastAsia="Times New Roman" w:hAnsi="Aptos" w:cs="Times New Roman"/>
-          <w:color w:val="212121"/>
-          <w:kern w:val="0"/>
-          <w:lang w:eastAsia="en-GB"/>
-          <w14:ligatures w14:val="none"/>
-        </w:rPr>
-        <w:t> </w:t>
-      </w:r>
-    </w:p>
+    <w:p/>
     <w:sectPr>
       <w:pgSz w:w="11906" w:h="16838"/>
       <w:pgMar w:top="1440" w:right="1440" w:bottom="1440" w:left="1440" w:header="708" w:footer="708" w:gutter="0"/>
@@ -1427,9 +1029,9 @@
 <file path=word/numbering.xml><?xml version="1.0" encoding="utf-8"?>
 <w:numbering xmlns:wpc="http://schemas.microsoft.com/office/word/2010/wordprocessingCanvas" xmlns:cx="http://schemas.microsoft.com/office/drawing/2014/chartex" xmlns:cx1="http://schemas.microsoft.com/office/drawing/2015/9/8/chartex" xmlns:cx2="http://schemas.microsoft.com/office/drawing/2015/10/21/chartex" xmlns:cx3="http://schemas.microsoft.com/office/drawing/2016/5/9/chartex" xmlns:cx4="http://schemas.microsoft.com/office/drawing/2016/5/10/chartex" xmlns:cx5="http://schemas.microsoft.com/office/drawing/2016/5/11/chartex" xmlns:cx6="http://schemas.microsoft.com/office/drawing/2016/5/12/chartex" xmlns:cx7="http://schemas.microsoft.com/office/drawing/2016/5/13/chartex" xmlns:cx8="http://schemas.microsoft.com/office/drawing/2016/5/14/chartex" xmlns:mc="http://schemas.openxmlformats.org/markup-compatibility/2006" xmlns:aink="http://schemas.microsoft.com/office/drawing/2016/ink" xmlns:am3d="http://schemas.microsoft.com/office/drawing/2017/model3d" xmlns:o="urn:schemas-microsoft-com:office:office" xmlns:oel="http://schemas.microsoft.com/office/2019/extlst" xmlns:r="http://schemas.openxmlformats.org/officeDocument/2006/relationships" xmlns:m="http://schemas.openxmlformats.org/officeDocument/2006/math" xmlns:v="urn:schemas-microsoft-com:vml" xmlns:wp14="http://schemas.microsoft.com/office/word/2010/wordprocessingDrawing" xmlns:wp="http://schemas.openxmlformats.org/drawingml/2006/wordprocessingDrawing" xmlns:w10="urn:schemas-microsoft-com:office:word" xmlns:w="http://schemas.openxmlformats.org/wordprocessingml/2006/main" xmlns:w14="http://schemas.microsoft.com/office/word/2010/wordml" xmlns:w15="http://schemas.microsoft.com/office/word/2012/wordml" xmlns:w16cex="http://schemas.microsoft.com/office/word/2018/wordml/cex" xmlns:w16cid="http://schemas.microsoft.com/office/word/2016/wordml/cid" xmlns:w16="http://schemas.microsoft.com/office/word/2018/wordml" xmlns:w16du="http://schemas.microsoft.com/office/word/2023/wordml/word16du" xmlns:w16sdtdh="http://schemas.microsoft.com/office/word/2020/wordml/sdtdatahash" xmlns:w16sdtfl="http://schemas.microsoft.com/office/word/2024/wordml/sdtformatlock" xmlns:w16se="http://schemas.microsoft.com/office/word/2015/wordml/symex" xmlns:wpg="http://schemas.microsoft.com/office/word/2010/wordprocessingGroup" xmlns:wpi="http://schemas.microsoft.com/office/word/2010/wordprocessingInk" xmlns:wne="http://schemas.microsoft.com/office/word/2006/wordml" xmlns:wps="http://schemas.microsoft.com/office/word/2010/wordprocessingShape" mc:Ignorable="w14 w15 w16se w16cid w16 w16cex w16sdtdh w16sdtfl w16du wp14">
   <w:abstractNum w:abstractNumId="0" w15:restartNumberingAfterBreak="0">
-    <w:nsid w:val="63A2157D"/>
+    <w:nsid w:val="43B24A30"/>
     <w:multiLevelType w:val="multilevel"/>
-    <w:tmpl w:val="FEA834DE"/>
+    <w:tmpl w:val="D16A705E"/>
     <w:lvl w:ilvl="0">
       <w:start w:val="1"/>
       <w:numFmt w:val="bullet"/>
@@ -1575,7 +1177,159 @@
       </w:rPr>
     </w:lvl>
   </w:abstractNum>
+  <w:abstractNum w:abstractNumId="1" w15:restartNumberingAfterBreak="0">
+    <w:nsid w:val="63A2157D"/>
+    <w:multiLevelType w:val="multilevel"/>
+    <w:tmpl w:val="FEA834DE"/>
+    <w:lvl w:ilvl="0">
+      <w:start w:val="1"/>
+      <w:numFmt w:val="bullet"/>
+      <w:lvlText w:val=""/>
+      <w:lvlJc w:val="left"/>
+      <w:pPr>
+        <w:tabs>
+          <w:tab w:val="num" w:pos="720"/>
+        </w:tabs>
+        <w:ind w:left="720" w:hanging="360"/>
+      </w:pPr>
+      <w:rPr>
+        <w:rFonts w:ascii="Symbol" w:hAnsi="Symbol" w:hint="default"/>
+        <w:sz w:val="20"/>
+      </w:rPr>
+    </w:lvl>
+    <w:lvl w:ilvl="1" w:tentative="1">
+      <w:start w:val="1"/>
+      <w:numFmt w:val="bullet"/>
+      <w:lvlText w:val=""/>
+      <w:lvlJc w:val="left"/>
+      <w:pPr>
+        <w:tabs>
+          <w:tab w:val="num" w:pos="1440"/>
+        </w:tabs>
+        <w:ind w:left="1440" w:hanging="360"/>
+      </w:pPr>
+      <w:rPr>
+        <w:rFonts w:ascii="Symbol" w:hAnsi="Symbol" w:hint="default"/>
+        <w:sz w:val="20"/>
+      </w:rPr>
+    </w:lvl>
+    <w:lvl w:ilvl="2" w:tentative="1">
+      <w:start w:val="1"/>
+      <w:numFmt w:val="bullet"/>
+      <w:lvlText w:val=""/>
+      <w:lvlJc w:val="left"/>
+      <w:pPr>
+        <w:tabs>
+          <w:tab w:val="num" w:pos="2160"/>
+        </w:tabs>
+        <w:ind w:left="2160" w:hanging="360"/>
+      </w:pPr>
+      <w:rPr>
+        <w:rFonts w:ascii="Symbol" w:hAnsi="Symbol" w:hint="default"/>
+        <w:sz w:val="20"/>
+      </w:rPr>
+    </w:lvl>
+    <w:lvl w:ilvl="3" w:tentative="1">
+      <w:start w:val="1"/>
+      <w:numFmt w:val="bullet"/>
+      <w:lvlText w:val=""/>
+      <w:lvlJc w:val="left"/>
+      <w:pPr>
+        <w:tabs>
+          <w:tab w:val="num" w:pos="2880"/>
+        </w:tabs>
+        <w:ind w:left="2880" w:hanging="360"/>
+      </w:pPr>
+      <w:rPr>
+        <w:rFonts w:ascii="Symbol" w:hAnsi="Symbol" w:hint="default"/>
+        <w:sz w:val="20"/>
+      </w:rPr>
+    </w:lvl>
+    <w:lvl w:ilvl="4" w:tentative="1">
+      <w:start w:val="1"/>
+      <w:numFmt w:val="bullet"/>
+      <w:lvlText w:val=""/>
+      <w:lvlJc w:val="left"/>
+      <w:pPr>
+        <w:tabs>
+          <w:tab w:val="num" w:pos="3600"/>
+        </w:tabs>
+        <w:ind w:left="3600" w:hanging="360"/>
+      </w:pPr>
+      <w:rPr>
+        <w:rFonts w:ascii="Symbol" w:hAnsi="Symbol" w:hint="default"/>
+        <w:sz w:val="20"/>
+      </w:rPr>
+    </w:lvl>
+    <w:lvl w:ilvl="5" w:tentative="1">
+      <w:start w:val="1"/>
+      <w:numFmt w:val="bullet"/>
+      <w:lvlText w:val=""/>
+      <w:lvlJc w:val="left"/>
+      <w:pPr>
+        <w:tabs>
+          <w:tab w:val="num" w:pos="4320"/>
+        </w:tabs>
+        <w:ind w:left="4320" w:hanging="360"/>
+      </w:pPr>
+      <w:rPr>
+        <w:rFonts w:ascii="Symbol" w:hAnsi="Symbol" w:hint="default"/>
+        <w:sz w:val="20"/>
+      </w:rPr>
+    </w:lvl>
+    <w:lvl w:ilvl="6" w:tentative="1">
+      <w:start w:val="1"/>
+      <w:numFmt w:val="bullet"/>
+      <w:lvlText w:val=""/>
+      <w:lvlJc w:val="left"/>
+      <w:pPr>
+        <w:tabs>
+          <w:tab w:val="num" w:pos="5040"/>
+        </w:tabs>
+        <w:ind w:left="5040" w:hanging="360"/>
+      </w:pPr>
+      <w:rPr>
+        <w:rFonts w:ascii="Symbol" w:hAnsi="Symbol" w:hint="default"/>
+        <w:sz w:val="20"/>
+      </w:rPr>
+    </w:lvl>
+    <w:lvl w:ilvl="7" w:tentative="1">
+      <w:start w:val="1"/>
+      <w:numFmt w:val="bullet"/>
+      <w:lvlText w:val=""/>
+      <w:lvlJc w:val="left"/>
+      <w:pPr>
+        <w:tabs>
+          <w:tab w:val="num" w:pos="5760"/>
+        </w:tabs>
+        <w:ind w:left="5760" w:hanging="360"/>
+      </w:pPr>
+      <w:rPr>
+        <w:rFonts w:ascii="Symbol" w:hAnsi="Symbol" w:hint="default"/>
+        <w:sz w:val="20"/>
+      </w:rPr>
+    </w:lvl>
+    <w:lvl w:ilvl="8" w:tentative="1">
+      <w:start w:val="1"/>
+      <w:numFmt w:val="bullet"/>
+      <w:lvlText w:val=""/>
+      <w:lvlJc w:val="left"/>
+      <w:pPr>
+        <w:tabs>
+          <w:tab w:val="num" w:pos="6480"/>
+        </w:tabs>
+        <w:ind w:left="6480" w:hanging="360"/>
+      </w:pPr>
+      <w:rPr>
+        <w:rFonts w:ascii="Symbol" w:hAnsi="Symbol" w:hint="default"/>
+        <w:sz w:val="20"/>
+      </w:rPr>
+    </w:lvl>
+  </w:abstractNum>
   <w:num w:numId="1" w16cid:durableId="1238781783">
+    <w:abstractNumId w:val="1"/>
+  </w:num>
+  <w:num w:numId="2" w16cid:durableId="356005715">
     <w:abstractNumId w:val="0"/>
   </w:num>
 </w:numbering>
